--- a/lessons/6-4/downloads/reveal/teacher/6.4-session-1-prerequisite-practice-a.docx
+++ b/lessons/6-4/downloads/reveal/teacher/6.4-session-1-prerequisite-practice-a.docx
@@ -15,10 +15,28 @@
         <w:rPr>
           <w:rFonts w:ascii="Avenir Next" w:hAnsi="Avenir Next" w:cs="Avenir Next" w:eastAsia="Avenir Next"/>
           <w:color w:val="1A1A1A"/>
+          <w:sz w:val="22"/>
+          <w:szCs w:val="20"/>
+        </w:rPr>
+        <w:t xml:space="preserve">Name</w:t>
+      </w:r>
+      <w:r>
+        <w:rPr>
+          <w:rFonts w:ascii="Avenir Next" w:hAnsi="Avenir Next" w:cs="Avenir Next" w:eastAsia="Avenir Next"/>
+          <w:color w:val="1A1A1A"/>
           <w:sz w:val="20"/>
           <w:szCs w:val="20"/>
         </w:rPr>
-        <w:t xml:space="preserve">Name</w:t>
+        <w:tab/>
+      </w:r>
+      <w:r>
+        <w:rPr>
+          <w:rFonts w:ascii="Avenir Next" w:hAnsi="Avenir Next" w:cs="Avenir Next" w:eastAsia="Avenir Next"/>
+          <w:color w:val="1A1A1A"/>
+          <w:sz w:val="22"/>
+          <w:szCs w:val="20"/>
+        </w:rPr>
+        <w:t xml:space="preserve">   Date</w:t>
       </w:r>
       <w:r>
         <w:rPr>
@@ -33,25 +51,7 @@
         <w:rPr>
           <w:rFonts w:ascii="Avenir Next" w:hAnsi="Avenir Next" w:cs="Avenir Next" w:eastAsia="Avenir Next"/>
           <w:color w:val="1A1A1A"/>
-          <w:sz w:val="20"/>
-          <w:szCs w:val="20"/>
-        </w:rPr>
-        <w:t xml:space="preserve">   Date</w:t>
-      </w:r>
-      <w:r>
-        <w:rPr>
-          <w:rFonts w:ascii="Avenir Next" w:hAnsi="Avenir Next" w:cs="Avenir Next" w:eastAsia="Avenir Next"/>
-          <w:color w:val="1A1A1A"/>
-          <w:sz w:val="20"/>
-          <w:szCs w:val="20"/>
-        </w:rPr>
-        <w:tab/>
-      </w:r>
-      <w:r>
-        <w:rPr>
-          <w:rFonts w:ascii="Avenir Next" w:hAnsi="Avenir Next" w:cs="Avenir Next" w:eastAsia="Avenir Next"/>
-          <w:color w:val="1A1A1A"/>
-          <w:sz w:val="20"/>
+          <w:sz w:val="22"/>
           <w:szCs w:val="20"/>
         </w:rPr>
         <w:t xml:space="preserve">   Period</w:t>
@@ -78,7 +78,7 @@
           <w:caps/>
           <w:color w:val="003A70"/>
           <w:spacing w:val="12"/>
-          <w:sz w:val="19"/>
+          <w:sz w:val="22"/>
           <w:szCs w:val="19"/>
         </w:rPr>
         <w:t xml:space="preserve">Lesson 6-4  ·  Session 1  ·  Prerequisite Practice A  ·  Skill 1 of 2</w:t>
@@ -86,6 +86,7 @@
     </w:p>
     <w:p>
       <w:pPr>
+        <w:pStyle w:val="Heading1"/>
         <w:keepNext/>
         <w:spacing w:before="0" w:after="10" w:line="240" w:lineRule="auto"/>
       </w:pPr>
@@ -111,7 +112,7 @@
         <w:rPr>
           <w:rFonts w:ascii="Avenir Next" w:hAnsi="Avenir Next" w:cs="Avenir Next" w:eastAsia="Avenir Next"/>
           <w:color w:val="5A5F66"/>
-          <w:sz w:val="17"/>
+          <w:sz w:val="22"/>
           <w:szCs w:val="17"/>
         </w:rPr>
         <w:t xml:space="preserve">Builds on Grade 5 · 5.OA.A.2</w:t>
@@ -154,6 +155,7 @@
           </w:tcPr>
           <w:p>
             <w:pPr>
+              <w:pStyle w:val="Heading2"/>
               <w:spacing w:before="0" w:after="0" w:line="252" w:lineRule="auto"/>
             </w:pPr>
             <w:r>
@@ -183,7 +185,7 @@
               <w:rPr>
                 <w:rFonts w:ascii="Avenir Next" w:hAnsi="Avenir Next" w:cs="Avenir Next" w:eastAsia="Avenir Next"/>
                 <w:color w:val="1A1A1A"/>
-                <w:sz w:val="20"/>
+                <w:sz w:val="22"/>
                 <w:szCs w:val="20"/>
               </w:rPr>
               <w:t xml:space="preserve">You will write “4 more than the product of 6 and 3” as 6 × 3 + 4.</w:t>
@@ -203,6 +205,7 @@
           </w:tcPr>
           <w:p>
             <w:pPr>
+              <w:pStyle w:val="Heading2"/>
               <w:spacing w:before="0" w:after="0" w:line="252" w:lineRule="auto"/>
             </w:pPr>
             <w:r>
@@ -232,7 +235,7 @@
               <w:rPr>
                 <w:rFonts w:ascii="Avenir Next" w:hAnsi="Avenir Next" w:cs="Avenir Next" w:eastAsia="Avenir Next"/>
                 <w:color w:val="1A1A1A"/>
-                <w:sz w:val="20"/>
+                <w:sz w:val="22"/>
                 <w:szCs w:val="20"/>
               </w:rPr>
               <w:t xml:space="preserve">Match math words to signs: “sum” means + and “product” means ×.  </w:t>
@@ -242,7 +245,7 @@
                 <w:rFonts w:ascii="Avenir Next" w:hAnsi="Avenir Next" w:cs="Avenir Next" w:eastAsia="Avenir Next"/>
                 <w:b/>
                 <w:color w:val="1A1A1A"/>
-                <w:sz w:val="20"/>
+                <w:sz w:val="22"/>
                 <w:szCs w:val="20"/>
               </w:rPr>
               <w:t xml:space="preserve">You will use it in Practice Form A, problem 1.</w:t>
@@ -253,6 +256,7 @@
     </w:tbl>
     <w:p>
       <w:pPr>
+        <w:pStyle w:val="Heading2"/>
         <w:keepNext/>
         <w:pBdr>
           <w:bottom w:val="single" w:sz="8" w:space="3" w:color="003A70"/>
@@ -268,7 +272,7 @@
           <w:b/>
           <w:color w:val="003A70"/>
           <w:spacing w:val="14"/>
-          <w:sz w:val="19"/>
+          <w:sz w:val="22"/>
           <w:szCs w:val="19"/>
         </w:rPr>
         <w:t xml:space="preserve">STEPS TO FOLLOW</w:t>
@@ -287,7 +291,7 @@
           <w:rFonts w:ascii="Avenir Next" w:hAnsi="Avenir Next" w:cs="Avenir Next" w:eastAsia="Avenir Next"/>
           <w:i/>
           <w:color w:val="5A5F66"/>
-          <w:sz w:val="17"/>
+          <w:sz w:val="22"/>
           <w:szCs w:val="17"/>
         </w:rPr>
         <w:t xml:space="preserve">use these same steps on every problem</w:t>
@@ -329,6 +333,7 @@
           </w:tcPr>
           <w:p>
             <w:pPr>
+              <w:pStyle w:val="Heading1"/>
               <w:spacing w:before="0" w:after="0" w:line="240" w:lineRule="auto"/>
               <w:jc w:val="center"/>
             </w:pPr>
@@ -358,7 +363,7 @@
                 <w:rFonts w:ascii="Avenir Next" w:hAnsi="Avenir Next" w:cs="Avenir Next" w:eastAsia="Avenir Next"/>
                 <w:b/>
                 <w:color w:val="1A1A1A"/>
-                <w:sz w:val="21"/>
+                <w:sz w:val="22"/>
                 <w:szCs w:val="21"/>
               </w:rPr>
               <w:t xml:space="preserve">Find</w:t>
@@ -367,7 +372,7 @@
               <w:rPr>
                 <w:rFonts w:ascii="Avenir Next" w:hAnsi="Avenir Next" w:cs="Avenir Next" w:eastAsia="Avenir Next"/>
                 <w:color w:val="1A1A1A"/>
-                <w:sz w:val="21"/>
+                <w:sz w:val="22"/>
                 <w:szCs w:val="21"/>
               </w:rPr>
               <w:t xml:space="preserve"> the operation words: sum, difference, product, quotient, more, less.</w:t>
@@ -386,6 +391,7 @@
           </w:tcPr>
           <w:p>
             <w:pPr>
+              <w:pStyle w:val="Heading1"/>
               <w:spacing w:before="0" w:after="0" w:line="240" w:lineRule="auto"/>
               <w:jc w:val="center"/>
             </w:pPr>
@@ -415,7 +421,7 @@
                 <w:rFonts w:ascii="Avenir Next" w:hAnsi="Avenir Next" w:cs="Avenir Next" w:eastAsia="Avenir Next"/>
                 <w:b/>
                 <w:color w:val="1A1A1A"/>
-                <w:sz w:val="21"/>
+                <w:sz w:val="22"/>
                 <w:szCs w:val="21"/>
               </w:rPr>
               <w:t xml:space="preserve">Match</w:t>
@@ -424,7 +430,7 @@
               <w:rPr>
                 <w:rFonts w:ascii="Avenir Next" w:hAnsi="Avenir Next" w:cs="Avenir Next" w:eastAsia="Avenir Next"/>
                 <w:color w:val="1A1A1A"/>
-                <w:sz w:val="21"/>
+                <w:sz w:val="22"/>
                 <w:szCs w:val="21"/>
               </w:rPr>
               <w:t xml:space="preserve"> each word to its sign: + − × ÷.</w:t>
@@ -443,6 +449,7 @@
           </w:tcPr>
           <w:p>
             <w:pPr>
+              <w:pStyle w:val="Heading1"/>
               <w:spacing w:before="0" w:after="0" w:line="240" w:lineRule="auto"/>
               <w:jc w:val="center"/>
             </w:pPr>
@@ -472,7 +479,7 @@
                 <w:rFonts w:ascii="Avenir Next" w:hAnsi="Avenir Next" w:cs="Avenir Next" w:eastAsia="Avenir Next"/>
                 <w:b/>
                 <w:color w:val="1A1A1A"/>
-                <w:sz w:val="21"/>
+                <w:sz w:val="22"/>
                 <w:szCs w:val="21"/>
               </w:rPr>
               <w:t xml:space="preserve">Write</w:t>
@@ -481,7 +488,7 @@
               <w:rPr>
                 <w:rFonts w:ascii="Avenir Next" w:hAnsi="Avenir Next" w:cs="Avenir Next" w:eastAsia="Avenir Next"/>
                 <w:color w:val="1A1A1A"/>
-                <w:sz w:val="21"/>
+                <w:sz w:val="22"/>
                 <w:szCs w:val="21"/>
               </w:rPr>
               <w:t xml:space="preserve"> the expression with numbers and signs.</w:t>
@@ -492,6 +499,7 @@
     </w:tbl>
     <w:p>
       <w:pPr>
+        <w:pStyle w:val="Heading2"/>
         <w:keepNext/>
         <w:pBdr>
           <w:bottom w:val="single" w:sz="8" w:space="3" w:color="003A70"/>
@@ -507,7 +515,7 @@
           <w:b/>
           <w:color w:val="003A70"/>
           <w:spacing w:val="14"/>
-          <w:sz w:val="19"/>
+          <w:sz w:val="22"/>
           <w:szCs w:val="19"/>
         </w:rPr>
         <w:t xml:space="preserve">WATCH ME</w:t>
@@ -526,7 +534,7 @@
           <w:rFonts w:ascii="Avenir Next" w:hAnsi="Avenir Next" w:cs="Avenir Next" w:eastAsia="Avenir Next"/>
           <w:i/>
           <w:color w:val="5A5F66"/>
-          <w:sz w:val="17"/>
+          <w:sz w:val="22"/>
           <w:szCs w:val="17"/>
         </w:rPr>
         <w:t xml:space="preserve">the steps in action</w:t>
@@ -541,7 +549,7 @@
           <w:rFonts w:ascii="Avenir Next" w:hAnsi="Avenir Next" w:cs="Avenir Next" w:eastAsia="Avenir Next"/>
           <w:b/>
           <w:color w:val="1A1A1A"/>
-          <w:sz w:val="21"/>
+          <w:sz w:val="22"/>
           <w:szCs w:val="21"/>
         </w:rPr>
         <w:t xml:space="preserve">Write “2 more than the product of 4 and 5.”</w:t>
@@ -560,25 +568,25 @@
           <w:rFonts w:ascii="Avenir Next" w:hAnsi="Avenir Next" w:cs="Avenir Next" w:eastAsia="Avenir Next"/>
           <w:b/>
           <w:color w:val="003A70"/>
+          <w:sz w:val="22"/>
+          <w:szCs w:val="19"/>
+        </w:rPr>
+        <w:t xml:space="preserve">Step 1</w:t>
+      </w:r>
+      <w:r>
+        <w:rPr>
+          <w:rFonts w:ascii="Avenir Next" w:hAnsi="Avenir Next" w:cs="Avenir Next" w:eastAsia="Avenir Next"/>
+          <w:color w:val="1A1A1A"/>
           <w:sz w:val="19"/>
           <w:szCs w:val="19"/>
         </w:rPr>
-        <w:t xml:space="preserve">Step 1</w:t>
-      </w:r>
-      <w:r>
-        <w:rPr>
-          <w:rFonts w:ascii="Avenir Next" w:hAnsi="Avenir Next" w:cs="Avenir Next" w:eastAsia="Avenir Next"/>
-          <w:color w:val="1A1A1A"/>
-          <w:sz w:val="19"/>
-          <w:szCs w:val="19"/>
-        </w:rPr>
         <w:tab/>
       </w:r>
       <w:r>
         <w:rPr>
           <w:rFonts w:ascii="Avenir Next" w:hAnsi="Avenir Next" w:cs="Avenir Next" w:eastAsia="Avenir Next"/>
           <w:color w:val="1A1A1A"/>
-          <w:sz w:val="21"/>
+          <w:sz w:val="22"/>
           <w:szCs w:val="21"/>
         </w:rPr>
         <w:t xml:space="preserve">The words are “more than” and “product.”</w:t>
@@ -597,25 +605,25 @@
           <w:rFonts w:ascii="Avenir Next" w:hAnsi="Avenir Next" w:cs="Avenir Next" w:eastAsia="Avenir Next"/>
           <w:b/>
           <w:color w:val="003A70"/>
+          <w:sz w:val="22"/>
+          <w:szCs w:val="19"/>
+        </w:rPr>
+        <w:t xml:space="preserve">Step 2</w:t>
+      </w:r>
+      <w:r>
+        <w:rPr>
+          <w:rFonts w:ascii="Avenir Next" w:hAnsi="Avenir Next" w:cs="Avenir Next" w:eastAsia="Avenir Next"/>
+          <w:color w:val="1A1A1A"/>
           <w:sz w:val="19"/>
           <w:szCs w:val="19"/>
         </w:rPr>
-        <w:t xml:space="preserve">Step 2</w:t>
-      </w:r>
-      <w:r>
-        <w:rPr>
-          <w:rFonts w:ascii="Avenir Next" w:hAnsi="Avenir Next" w:cs="Avenir Next" w:eastAsia="Avenir Next"/>
-          <w:color w:val="1A1A1A"/>
-          <w:sz w:val="19"/>
-          <w:szCs w:val="19"/>
-        </w:rPr>
         <w:tab/>
       </w:r>
       <w:r>
         <w:rPr>
           <w:rFonts w:ascii="Avenir Next" w:hAnsi="Avenir Next" w:cs="Avenir Next" w:eastAsia="Avenir Next"/>
           <w:color w:val="1A1A1A"/>
-          <w:sz w:val="21"/>
+          <w:sz w:val="22"/>
           <w:szCs w:val="21"/>
         </w:rPr>
         <w:t xml:space="preserve">More than means +. Product means ×.</w:t>
@@ -634,25 +642,25 @@
           <w:rFonts w:ascii="Avenir Next" w:hAnsi="Avenir Next" w:cs="Avenir Next" w:eastAsia="Avenir Next"/>
           <w:b/>
           <w:color w:val="003A70"/>
+          <w:sz w:val="22"/>
+          <w:szCs w:val="19"/>
+        </w:rPr>
+        <w:t xml:space="preserve">Step 3</w:t>
+      </w:r>
+      <w:r>
+        <w:rPr>
+          <w:rFonts w:ascii="Avenir Next" w:hAnsi="Avenir Next" w:cs="Avenir Next" w:eastAsia="Avenir Next"/>
+          <w:color w:val="1A1A1A"/>
           <w:sz w:val="19"/>
           <w:szCs w:val="19"/>
         </w:rPr>
-        <w:t xml:space="preserve">Step 3</w:t>
-      </w:r>
-      <w:r>
-        <w:rPr>
-          <w:rFonts w:ascii="Avenir Next" w:hAnsi="Avenir Next" w:cs="Avenir Next" w:eastAsia="Avenir Next"/>
-          <w:color w:val="1A1A1A"/>
-          <w:sz w:val="19"/>
-          <w:szCs w:val="19"/>
-        </w:rPr>
         <w:tab/>
       </w:r>
       <w:r>
         <w:rPr>
           <w:rFonts w:ascii="Avenir Next" w:hAnsi="Avenir Next" w:cs="Avenir Next" w:eastAsia="Avenir Next"/>
           <w:color w:val="1A1A1A"/>
-          <w:sz w:val="21"/>
+          <w:sz w:val="22"/>
           <w:szCs w:val="21"/>
         </w:rPr>
         <w:t xml:space="preserve">Write the product first: 4 × 5 + 2.</w:t>
@@ -671,18 +679,18 @@
           <w:rFonts w:ascii="Avenir Next" w:hAnsi="Avenir Next" w:cs="Avenir Next" w:eastAsia="Avenir Next"/>
           <w:b/>
           <w:color w:val="1A1A1A"/>
+          <w:sz w:val="22"/>
+          <w:szCs w:val="21"/>
+        </w:rPr>
+        <w:t xml:space="preserve">Answer</w:t>
+      </w:r>
+      <w:r>
+        <w:rPr>
+          <w:rFonts w:ascii="Avenir Next" w:hAnsi="Avenir Next" w:cs="Avenir Next" w:eastAsia="Avenir Next"/>
+          <w:color w:val="1A1A1A"/>
           <w:sz w:val="21"/>
           <w:szCs w:val="21"/>
         </w:rPr>
-        <w:t xml:space="preserve">Answer</w:t>
-      </w:r>
-      <w:r>
-        <w:rPr>
-          <w:rFonts w:ascii="Avenir Next" w:hAnsi="Avenir Next" w:cs="Avenir Next" w:eastAsia="Avenir Next"/>
-          <w:color w:val="1A1A1A"/>
-          <w:sz w:val="21"/>
-          <w:szCs w:val="21"/>
-        </w:rPr>
         <w:tab/>
       </w:r>
       <w:r>
@@ -690,7 +698,7 @@
           <w:rFonts w:ascii="Avenir Next" w:hAnsi="Avenir Next" w:cs="Avenir Next" w:eastAsia="Avenir Next"/>
           <w:b/>
           <w:color w:val="1A1A1A"/>
-          <w:sz w:val="21"/>
+          <w:sz w:val="22"/>
           <w:szCs w:val="21"/>
         </w:rPr>
         <w:t xml:space="preserve">4 × 5 + 2</w:t>
@@ -698,6 +706,7 @@
     </w:p>
     <w:p>
       <w:pPr>
+        <w:pStyle w:val="Heading2"/>
         <w:keepNext/>
         <w:pBdr>
           <w:bottom w:val="single" w:sz="8" w:space="3" w:color="003A70"/>
@@ -713,7 +722,7 @@
           <w:b/>
           <w:color w:val="003A70"/>
           <w:spacing w:val="14"/>
-          <w:sz w:val="19"/>
+          <w:sz w:val="22"/>
           <w:szCs w:val="19"/>
         </w:rPr>
         <w:t xml:space="preserve">TRY IT WITH HELP</w:t>
@@ -732,7 +741,7 @@
           <w:rFonts w:ascii="Avenir Next" w:hAnsi="Avenir Next" w:cs="Avenir Next" w:eastAsia="Avenir Next"/>
           <w:i/>
           <w:color w:val="5A5F66"/>
-          <w:sz w:val="17"/>
+          <w:sz w:val="22"/>
           <w:szCs w:val="17"/>
         </w:rPr>
         <w:t xml:space="preserve">fill in each step</w:t>
@@ -790,35 +799,35 @@
           <w:rFonts w:ascii="Avenir Next" w:hAnsi="Avenir Next" w:cs="Avenir Next" w:eastAsia="Avenir Next"/>
           <w:b/>
           <w:color w:val="003A70"/>
+          <w:sz w:val="22"/>
+          <w:szCs w:val="18"/>
+        </w:rPr>
+        <w:t xml:space="preserve">Step 1</w:t>
+      </w:r>
+      <w:r>
+        <w:rPr>
+          <w:rFonts w:ascii="Avenir Next" w:hAnsi="Avenir Next" w:cs="Avenir Next" w:eastAsia="Avenir Next"/>
+          <w:color w:val="1A1A1A"/>
           <w:sz w:val="18"/>
           <w:szCs w:val="18"/>
         </w:rPr>
-        <w:t xml:space="preserve">Step 1</w:t>
-      </w:r>
-      <w:r>
-        <w:rPr>
-          <w:rFonts w:ascii="Avenir Next" w:hAnsi="Avenir Next" w:cs="Avenir Next" w:eastAsia="Avenir Next"/>
-          <w:color w:val="1A1A1A"/>
-          <w:sz w:val="18"/>
-          <w:szCs w:val="18"/>
-        </w:rPr>
         <w:tab/>
       </w:r>
       <w:r>
         <w:rPr>
           <w:rFonts w:ascii="Avenir Next" w:hAnsi="Avenir Next" w:cs="Avenir Next" w:eastAsia="Avenir Next"/>
           <w:color w:val="1A1A1A"/>
+          <w:sz w:val="22"/>
+          <w:szCs w:val="21"/>
+        </w:rPr>
+        <w:t xml:space="preserve">The word is </w:t>
+      </w:r>
+      <w:r>
+        <w:rPr>
+          <w:rFonts w:ascii="Avenir Next" w:hAnsi="Avenir Next" w:cs="Avenir Next" w:eastAsia="Avenir Next"/>
+          <w:color w:val="1A1A1A"/>
           <w:sz w:val="21"/>
           <w:szCs w:val="21"/>
-        </w:rPr>
-        <w:t xml:space="preserve">The word is </w:t>
-      </w:r>
-      <w:r>
-        <w:rPr>
-          <w:rFonts w:ascii="Avenir Next" w:hAnsi="Avenir Next" w:cs="Avenir Next" w:eastAsia="Avenir Next"/>
-          <w:color w:val="1A1A1A"/>
-          <w:sz w:val="21"/>
-          <w:szCs w:val="21"/>
           <w:u w:val="single"/>
         </w:rPr>
         <w:t xml:space="preserve">                </w:t>
@@ -827,7 +836,7 @@
         <w:rPr>
           <w:rFonts w:ascii="Avenir Next" w:hAnsi="Avenir Next" w:cs="Avenir Next" w:eastAsia="Avenir Next"/>
           <w:color w:val="1A1A1A"/>
-          <w:sz w:val="21"/>
+          <w:sz w:val="22"/>
           <w:szCs w:val="21"/>
         </w:rPr>
         <w:t xml:space="preserve">.</w:t>
@@ -847,35 +856,35 @@
           <w:rFonts w:ascii="Avenir Next" w:hAnsi="Avenir Next" w:cs="Avenir Next" w:eastAsia="Avenir Next"/>
           <w:b/>
           <w:color w:val="003A70"/>
+          <w:sz w:val="22"/>
+          <w:szCs w:val="18"/>
+        </w:rPr>
+        <w:t xml:space="preserve">Step 2</w:t>
+      </w:r>
+      <w:r>
+        <w:rPr>
+          <w:rFonts w:ascii="Avenir Next" w:hAnsi="Avenir Next" w:cs="Avenir Next" w:eastAsia="Avenir Next"/>
+          <w:color w:val="1A1A1A"/>
           <w:sz w:val="18"/>
           <w:szCs w:val="18"/>
         </w:rPr>
-        <w:t xml:space="preserve">Step 2</w:t>
-      </w:r>
-      <w:r>
-        <w:rPr>
-          <w:rFonts w:ascii="Avenir Next" w:hAnsi="Avenir Next" w:cs="Avenir Next" w:eastAsia="Avenir Next"/>
-          <w:color w:val="1A1A1A"/>
-          <w:sz w:val="18"/>
-          <w:szCs w:val="18"/>
-        </w:rPr>
         <w:tab/>
       </w:r>
       <w:r>
         <w:rPr>
           <w:rFonts w:ascii="Avenir Next" w:hAnsi="Avenir Next" w:cs="Avenir Next" w:eastAsia="Avenir Next"/>
           <w:color w:val="1A1A1A"/>
+          <w:sz w:val="22"/>
+          <w:szCs w:val="21"/>
+        </w:rPr>
+        <w:t xml:space="preserve">Sum means </w:t>
+      </w:r>
+      <w:r>
+        <w:rPr>
+          <w:rFonts w:ascii="Avenir Next" w:hAnsi="Avenir Next" w:cs="Avenir Next" w:eastAsia="Avenir Next"/>
+          <w:color w:val="1A1A1A"/>
           <w:sz w:val="21"/>
           <w:szCs w:val="21"/>
-        </w:rPr>
-        <w:t xml:space="preserve">Sum means </w:t>
-      </w:r>
-      <w:r>
-        <w:rPr>
-          <w:rFonts w:ascii="Avenir Next" w:hAnsi="Avenir Next" w:cs="Avenir Next" w:eastAsia="Avenir Next"/>
-          <w:color w:val="1A1A1A"/>
-          <w:sz w:val="21"/>
-          <w:szCs w:val="21"/>
           <w:u w:val="single"/>
         </w:rPr>
         <w:t xml:space="preserve">                </w:t>
@@ -884,7 +893,7 @@
         <w:rPr>
           <w:rFonts w:ascii="Avenir Next" w:hAnsi="Avenir Next" w:cs="Avenir Next" w:eastAsia="Avenir Next"/>
           <w:color w:val="1A1A1A"/>
-          <w:sz w:val="21"/>
+          <w:sz w:val="22"/>
           <w:szCs w:val="21"/>
         </w:rPr>
         <w:t xml:space="preserve">.</w:t>
@@ -904,35 +913,35 @@
           <w:rFonts w:ascii="Avenir Next" w:hAnsi="Avenir Next" w:cs="Avenir Next" w:eastAsia="Avenir Next"/>
           <w:b/>
           <w:color w:val="003A70"/>
+          <w:sz w:val="22"/>
+          <w:szCs w:val="18"/>
+        </w:rPr>
+        <w:t xml:space="preserve">Step 3</w:t>
+      </w:r>
+      <w:r>
+        <w:rPr>
+          <w:rFonts w:ascii="Avenir Next" w:hAnsi="Avenir Next" w:cs="Avenir Next" w:eastAsia="Avenir Next"/>
+          <w:color w:val="1A1A1A"/>
           <w:sz w:val="18"/>
           <w:szCs w:val="18"/>
         </w:rPr>
-        <w:t xml:space="preserve">Step 3</w:t>
-      </w:r>
-      <w:r>
-        <w:rPr>
-          <w:rFonts w:ascii="Avenir Next" w:hAnsi="Avenir Next" w:cs="Avenir Next" w:eastAsia="Avenir Next"/>
-          <w:color w:val="1A1A1A"/>
-          <w:sz w:val="18"/>
-          <w:szCs w:val="18"/>
-        </w:rPr>
         <w:tab/>
       </w:r>
       <w:r>
         <w:rPr>
           <w:rFonts w:ascii="Avenir Next" w:hAnsi="Avenir Next" w:cs="Avenir Next" w:eastAsia="Avenir Next"/>
           <w:color w:val="1A1A1A"/>
+          <w:sz w:val="22"/>
+          <w:szCs w:val="21"/>
+        </w:rPr>
+        <w:t xml:space="preserve">The expression is </w:t>
+      </w:r>
+      <w:r>
+        <w:rPr>
+          <w:rFonts w:ascii="Avenir Next" w:hAnsi="Avenir Next" w:cs="Avenir Next" w:eastAsia="Avenir Next"/>
+          <w:color w:val="1A1A1A"/>
           <w:sz w:val="21"/>
           <w:szCs w:val="21"/>
-        </w:rPr>
-        <w:t xml:space="preserve">The expression is </w:t>
-      </w:r>
-      <w:r>
-        <w:rPr>
-          <w:rFonts w:ascii="Avenir Next" w:hAnsi="Avenir Next" w:cs="Avenir Next" w:eastAsia="Avenir Next"/>
-          <w:color w:val="1A1A1A"/>
-          <w:sz w:val="21"/>
-          <w:szCs w:val="21"/>
           <w:u w:val="single"/>
         </w:rPr>
         <w:t xml:space="preserve">                </w:t>
@@ -941,7 +950,7 @@
         <w:rPr>
           <w:rFonts w:ascii="Avenir Next" w:hAnsi="Avenir Next" w:cs="Avenir Next" w:eastAsia="Avenir Next"/>
           <w:color w:val="1A1A1A"/>
-          <w:sz w:val="21"/>
+          <w:sz w:val="22"/>
           <w:szCs w:val="21"/>
         </w:rPr>
         <w:t xml:space="preserve">.</w:t>
@@ -1004,28 +1013,47 @@
           <w:rFonts w:ascii="Avenir Next" w:hAnsi="Avenir Next" w:cs="Avenir Next" w:eastAsia="Avenir Next"/>
           <w:b/>
           <w:color w:val="003A70"/>
+          <w:sz w:val="22"/>
+          <w:szCs w:val="18"/>
+        </w:rPr>
+        <w:t xml:space="preserve">Step 1</w:t>
+      </w:r>
+      <w:r>
+        <w:rPr>
+          <w:rFonts w:ascii="Avenir Next" w:hAnsi="Avenir Next" w:cs="Avenir Next" w:eastAsia="Avenir Next"/>
+          <w:color w:val="1A1A1A"/>
           <w:sz w:val="18"/>
           <w:szCs w:val="18"/>
         </w:rPr>
-        <w:t xml:space="preserve">Step 1</w:t>
-      </w:r>
-      <w:r>
-        <w:rPr>
-          <w:rFonts w:ascii="Avenir Next" w:hAnsi="Avenir Next" w:cs="Avenir Next" w:eastAsia="Avenir Next"/>
-          <w:color w:val="1A1A1A"/>
-          <w:sz w:val="18"/>
-          <w:szCs w:val="18"/>
-        </w:rPr>
         <w:tab/>
       </w:r>
       <w:r>
         <w:rPr>
           <w:rFonts w:ascii="Avenir Next" w:hAnsi="Avenir Next" w:cs="Avenir Next" w:eastAsia="Avenir Next"/>
           <w:color w:val="1A1A1A"/>
+          <w:sz w:val="22"/>
+          <w:szCs w:val="21"/>
+        </w:rPr>
+        <w:t xml:space="preserve">The words are </w:t>
+      </w:r>
+      <w:r>
+        <w:rPr>
+          <w:rFonts w:ascii="Avenir Next" w:hAnsi="Avenir Next" w:cs="Avenir Next" w:eastAsia="Avenir Next"/>
+          <w:color w:val="1A1A1A"/>
           <w:sz w:val="21"/>
           <w:szCs w:val="21"/>
-        </w:rPr>
-        <w:t xml:space="preserve">The words are </w:t>
+          <w:u w:val="single"/>
+        </w:rPr>
+        <w:t xml:space="preserve">                </w:t>
+      </w:r>
+      <w:r>
+        <w:rPr>
+          <w:rFonts w:ascii="Avenir Next" w:hAnsi="Avenir Next" w:cs="Avenir Next" w:eastAsia="Avenir Next"/>
+          <w:color w:val="1A1A1A"/>
+          <w:sz w:val="22"/>
+          <w:szCs w:val="21"/>
+        </w:rPr>
+        <w:t xml:space="preserve"> and </w:t>
       </w:r>
       <w:r>
         <w:rPr>
@@ -1041,26 +1069,7 @@
         <w:rPr>
           <w:rFonts w:ascii="Avenir Next" w:hAnsi="Avenir Next" w:cs="Avenir Next" w:eastAsia="Avenir Next"/>
           <w:color w:val="1A1A1A"/>
-          <w:sz w:val="21"/>
-          <w:szCs w:val="21"/>
-        </w:rPr>
-        <w:t xml:space="preserve"> and </w:t>
-      </w:r>
-      <w:r>
-        <w:rPr>
-          <w:rFonts w:ascii="Avenir Next" w:hAnsi="Avenir Next" w:cs="Avenir Next" w:eastAsia="Avenir Next"/>
-          <w:color w:val="1A1A1A"/>
-          <w:sz w:val="21"/>
-          <w:szCs w:val="21"/>
-          <w:u w:val="single"/>
-        </w:rPr>
-        <w:t xml:space="preserve">                </w:t>
-      </w:r>
-      <w:r>
-        <w:rPr>
-          <w:rFonts w:ascii="Avenir Next" w:hAnsi="Avenir Next" w:cs="Avenir Next" w:eastAsia="Avenir Next"/>
-          <w:color w:val="1A1A1A"/>
-          <w:sz w:val="21"/>
+          <w:sz w:val="22"/>
           <w:szCs w:val="21"/>
         </w:rPr>
         <w:t xml:space="preserve">.</w:t>
@@ -1080,35 +1089,35 @@
           <w:rFonts w:ascii="Avenir Next" w:hAnsi="Avenir Next" w:cs="Avenir Next" w:eastAsia="Avenir Next"/>
           <w:b/>
           <w:color w:val="003A70"/>
+          <w:sz w:val="22"/>
+          <w:szCs w:val="18"/>
+        </w:rPr>
+        <w:t xml:space="preserve">Step 2</w:t>
+      </w:r>
+      <w:r>
+        <w:rPr>
+          <w:rFonts w:ascii="Avenir Next" w:hAnsi="Avenir Next" w:cs="Avenir Next" w:eastAsia="Avenir Next"/>
+          <w:color w:val="1A1A1A"/>
           <w:sz w:val="18"/>
           <w:szCs w:val="18"/>
         </w:rPr>
-        <w:t xml:space="preserve">Step 2</w:t>
-      </w:r>
-      <w:r>
-        <w:rPr>
-          <w:rFonts w:ascii="Avenir Next" w:hAnsi="Avenir Next" w:cs="Avenir Next" w:eastAsia="Avenir Next"/>
-          <w:color w:val="1A1A1A"/>
-          <w:sz w:val="18"/>
-          <w:szCs w:val="18"/>
-        </w:rPr>
         <w:tab/>
       </w:r>
       <w:r>
         <w:rPr>
           <w:rFonts w:ascii="Avenir Next" w:hAnsi="Avenir Next" w:cs="Avenir Next" w:eastAsia="Avenir Next"/>
           <w:color w:val="1A1A1A"/>
+          <w:sz w:val="22"/>
+          <w:szCs w:val="21"/>
+        </w:rPr>
+        <w:t xml:space="preserve">Less than means −. Quotient means </w:t>
+      </w:r>
+      <w:r>
+        <w:rPr>
+          <w:rFonts w:ascii="Avenir Next" w:hAnsi="Avenir Next" w:cs="Avenir Next" w:eastAsia="Avenir Next"/>
+          <w:color w:val="1A1A1A"/>
           <w:sz w:val="21"/>
           <w:szCs w:val="21"/>
-        </w:rPr>
-        <w:t xml:space="preserve">Less than means −. Quotient means </w:t>
-      </w:r>
-      <w:r>
-        <w:rPr>
-          <w:rFonts w:ascii="Avenir Next" w:hAnsi="Avenir Next" w:cs="Avenir Next" w:eastAsia="Avenir Next"/>
-          <w:color w:val="1A1A1A"/>
-          <w:sz w:val="21"/>
-          <w:szCs w:val="21"/>
           <w:u w:val="single"/>
         </w:rPr>
         <w:t xml:space="preserve">                </w:t>
@@ -1117,7 +1126,7 @@
         <w:rPr>
           <w:rFonts w:ascii="Avenir Next" w:hAnsi="Avenir Next" w:cs="Avenir Next" w:eastAsia="Avenir Next"/>
           <w:color w:val="1A1A1A"/>
-          <w:sz w:val="21"/>
+          <w:sz w:val="22"/>
           <w:szCs w:val="21"/>
         </w:rPr>
         <w:t xml:space="preserve">.</w:t>
@@ -1137,35 +1146,35 @@
           <w:rFonts w:ascii="Avenir Next" w:hAnsi="Avenir Next" w:cs="Avenir Next" w:eastAsia="Avenir Next"/>
           <w:b/>
           <w:color w:val="003A70"/>
+          <w:sz w:val="22"/>
+          <w:szCs w:val="18"/>
+        </w:rPr>
+        <w:t xml:space="preserve">Step 3</w:t>
+      </w:r>
+      <w:r>
+        <w:rPr>
+          <w:rFonts w:ascii="Avenir Next" w:hAnsi="Avenir Next" w:cs="Avenir Next" w:eastAsia="Avenir Next"/>
+          <w:color w:val="1A1A1A"/>
           <w:sz w:val="18"/>
           <w:szCs w:val="18"/>
         </w:rPr>
-        <w:t xml:space="preserve">Step 3</w:t>
-      </w:r>
-      <w:r>
-        <w:rPr>
-          <w:rFonts w:ascii="Avenir Next" w:hAnsi="Avenir Next" w:cs="Avenir Next" w:eastAsia="Avenir Next"/>
-          <w:color w:val="1A1A1A"/>
-          <w:sz w:val="18"/>
-          <w:szCs w:val="18"/>
-        </w:rPr>
         <w:tab/>
       </w:r>
       <w:r>
         <w:rPr>
           <w:rFonts w:ascii="Avenir Next" w:hAnsi="Avenir Next" w:cs="Avenir Next" w:eastAsia="Avenir Next"/>
           <w:color w:val="1A1A1A"/>
+          <w:sz w:val="22"/>
+          <w:szCs w:val="21"/>
+        </w:rPr>
+        <w:t xml:space="preserve">The expression is 24 ÷ 6 </w:t>
+      </w:r>
+      <w:r>
+        <w:rPr>
+          <w:rFonts w:ascii="Avenir Next" w:hAnsi="Avenir Next" w:cs="Avenir Next" w:eastAsia="Avenir Next"/>
+          <w:color w:val="1A1A1A"/>
           <w:sz w:val="21"/>
           <w:szCs w:val="21"/>
-        </w:rPr>
-        <w:t xml:space="preserve">The expression is 24 ÷ 6 </w:t>
-      </w:r>
-      <w:r>
-        <w:rPr>
-          <w:rFonts w:ascii="Avenir Next" w:hAnsi="Avenir Next" w:cs="Avenir Next" w:eastAsia="Avenir Next"/>
-          <w:color w:val="1A1A1A"/>
-          <w:sz w:val="21"/>
-          <w:szCs w:val="21"/>
           <w:u w:val="single"/>
         </w:rPr>
         <w:t xml:space="preserve">                </w:t>
@@ -1174,7 +1183,7 @@
         <w:rPr>
           <w:rFonts w:ascii="Avenir Next" w:hAnsi="Avenir Next" w:cs="Avenir Next" w:eastAsia="Avenir Next"/>
           <w:color w:val="1A1A1A"/>
-          <w:sz w:val="21"/>
+          <w:sz w:val="22"/>
           <w:szCs w:val="21"/>
         </w:rPr>
         <w:t xml:space="preserve"> 5.</w:t>
@@ -1187,6 +1196,7 @@
     </w:p>
     <w:p>
       <w:pPr>
+        <w:pStyle w:val="Heading2"/>
         <w:keepNext/>
         <w:pBdr>
           <w:bottom w:val="single" w:sz="8" w:space="3" w:color="003A70"/>
@@ -1202,7 +1212,7 @@
           <w:b/>
           <w:color w:val="003A70"/>
           <w:spacing w:val="14"/>
-          <w:sz w:val="19"/>
+          <w:sz w:val="22"/>
           <w:szCs w:val="19"/>
         </w:rPr>
         <w:t xml:space="preserve">YOUR TURN</w:t>
@@ -1221,7 +1231,7 @@
           <w:rFonts w:ascii="Avenir Next" w:hAnsi="Avenir Next" w:cs="Avenir Next" w:eastAsia="Avenir Next"/>
           <w:i/>
           <w:color w:val="5A5F66"/>
-          <w:sz w:val="17"/>
+          <w:sz w:val="22"/>
           <w:szCs w:val="17"/>
         </w:rPr>
         <w:t xml:space="preserve">use the steps on your own</w:t>
@@ -1737,7 +1747,7 @@
       <w:pPr>
         <w:pageBreakBefore/>
         <w:keepNext/>
-        <w:spacing w:before="0" w:after="12" w:line="264" w:lineRule="auto"/>
+        <w:spacing w:before="0" w:after="10" w:line="240" w:lineRule="auto"/>
       </w:pPr>
       <w:r>
         <w:rPr>
@@ -1746,7 +1756,7 @@
           <w:caps/>
           <w:color w:val="003A70"/>
           <w:spacing w:val="12"/>
-          <w:sz w:val="19"/>
+          <w:sz w:val="22"/>
           <w:szCs w:val="19"/>
         </w:rPr>
         <w:t xml:space="preserve">Lesson 6-4  ·  Session 1  ·  Prerequisite Practice A  ·  Skill 2 of 2</w:t>
@@ -1754,8 +1764,9 @@
     </w:p>
     <w:p>
       <w:pPr>
+        <w:pStyle w:val="Heading1"/>
         <w:keepNext/>
-        <w:spacing w:before="0" w:after="10" w:line="240" w:lineRule="auto"/>
+        <w:spacing w:before="0" w:after="8" w:line="240" w:lineRule="auto"/>
       </w:pPr>
       <w:r>
         <w:rPr>
@@ -1773,13 +1784,13 @@
         <w:pBdr>
           <w:bottom w:val="single" w:sz="4" w:space="5" w:color="C9CDD2"/>
         </w:pBdr>
-        <w:spacing w:before="0" w:after="60" w:line="264" w:lineRule="auto"/>
+        <w:spacing w:before="0" w:after="51" w:line="240" w:lineRule="auto"/>
       </w:pPr>
       <w:r>
         <w:rPr>
           <w:rFonts w:ascii="Avenir Next" w:hAnsi="Avenir Next" w:cs="Avenir Next" w:eastAsia="Avenir Next"/>
           <w:color w:val="5A5F66"/>
-          <w:sz w:val="17"/>
+          <w:sz w:val="22"/>
           <w:szCs w:val="17"/>
         </w:rPr>
         <w:t xml:space="preserve">Builds on Grade 4 · 4.OA.A.3</w:t>
@@ -1822,7 +1833,8 @@
           </w:tcPr>
           <w:p>
             <w:pPr>
-              <w:spacing w:before="0" w:after="0" w:line="252" w:lineRule="auto"/>
+              <w:pStyle w:val="Heading2"/>
+              <w:spacing w:before="0" w:after="0" w:line="240" w:lineRule="auto"/>
             </w:pPr>
             <w:r>
               <w:rPr>
@@ -1845,13 +1857,13 @@
           </w:tcPr>
           <w:p>
             <w:pPr>
-              <w:spacing w:before="0" w:after="0" w:line="264" w:lineRule="auto"/>
+              <w:spacing w:before="0" w:after="0" w:line="240" w:lineRule="auto"/>
             </w:pPr>
             <w:r>
               <w:rPr>
                 <w:rFonts w:ascii="Avenir Next" w:hAnsi="Avenir Next" w:cs="Avenir Next" w:eastAsia="Avenir Next"/>
                 <w:color w:val="1A1A1A"/>
-                <w:sz w:val="20"/>
+                <w:sz w:val="22"/>
                 <w:szCs w:val="20"/>
               </w:rPr>
               <w:t xml:space="preserve">A trip costs $13 for each of 20 students, plus one $25 bus fee: 13 × 20 + 25.</w:t>
@@ -1871,7 +1883,8 @@
           </w:tcPr>
           <w:p>
             <w:pPr>
-              <w:spacing w:before="0" w:after="0" w:line="252" w:lineRule="auto"/>
+              <w:pStyle w:val="Heading2"/>
+              <w:spacing w:before="0" w:after="0" w:line="240" w:lineRule="auto"/>
             </w:pPr>
             <w:r>
               <w:rPr>
@@ -1894,13 +1907,13 @@
           </w:tcPr>
           <w:p>
             <w:pPr>
-              <w:spacing w:before="0" w:after="0" w:line="264" w:lineRule="auto"/>
+              <w:spacing w:before="0" w:after="0" w:line="240" w:lineRule="auto"/>
             </w:pPr>
             <w:r>
               <w:rPr>
                 <w:rFonts w:ascii="Avenir Next" w:hAnsi="Avenir Next" w:cs="Avenir Next" w:eastAsia="Avenir Next"/>
                 <w:color w:val="1A1A1A"/>
-                <w:sz w:val="20"/>
+                <w:sz w:val="22"/>
                 <w:szCs w:val="20"/>
               </w:rPr>
               <w:t xml:space="preserve">Solve a problem with two steps: multiply, then add or subtract.  </w:t>
@@ -1910,7 +1923,7 @@
                 <w:rFonts w:ascii="Avenir Next" w:hAnsi="Avenir Next" w:cs="Avenir Next" w:eastAsia="Avenir Next"/>
                 <w:b/>
                 <w:color w:val="1A1A1A"/>
-                <w:sz w:val="20"/>
+                <w:sz w:val="22"/>
                 <w:szCs w:val="20"/>
               </w:rPr>
               <w:t xml:space="preserve">You will use it in Practice Form A, problems 3 and 8.</w:t>
@@ -1921,6 +1934,7 @@
     </w:tbl>
     <w:p>
       <w:pPr>
+        <w:pStyle w:val="Heading2"/>
         <w:keepNext/>
         <w:pBdr>
           <w:bottom w:val="single" w:sz="8" w:space="3" w:color="003A70"/>
@@ -1928,7 +1942,7 @@
         <w:tabs>
           <w:tab w:val="right" w:pos="9504"/>
         </w:tabs>
-        <w:spacing w:before="50" w:after="36" w:line="240" w:lineRule="auto"/>
+        <w:spacing w:before="42" w:after="31" w:line="240" w:lineRule="auto"/>
       </w:pPr>
       <w:r>
         <w:rPr>
@@ -1936,7 +1950,7 @@
           <w:b/>
           <w:color w:val="003A70"/>
           <w:spacing w:val="14"/>
-          <w:sz w:val="19"/>
+          <w:sz w:val="22"/>
           <w:szCs w:val="19"/>
         </w:rPr>
         <w:t xml:space="preserve">STEPS TO FOLLOW</w:t>
@@ -1955,7 +1969,7 @@
           <w:rFonts w:ascii="Avenir Next" w:hAnsi="Avenir Next" w:cs="Avenir Next" w:eastAsia="Avenir Next"/>
           <w:i/>
           <w:color w:val="5A5F66"/>
-          <w:sz w:val="17"/>
+          <w:sz w:val="22"/>
           <w:szCs w:val="17"/>
         </w:rPr>
         <w:t xml:space="preserve">use these same steps on every problem</w:t>
@@ -1997,6 +2011,7 @@
           </w:tcPr>
           <w:p>
             <w:pPr>
+              <w:pStyle w:val="Heading1"/>
               <w:spacing w:before="0" w:after="0" w:line="240" w:lineRule="auto"/>
               <w:jc w:val="center"/>
             </w:pPr>
@@ -2019,13 +2034,13 @@
           </w:tcPr>
           <w:p>
             <w:pPr>
-              <w:spacing w:before="0" w:after="0" w:line="264" w:lineRule="auto"/>
+              <w:spacing w:before="0" w:after="0" w:line="240" w:lineRule="auto"/>
             </w:pPr>
             <w:r>
               <w:rPr>
                 <w:rFonts w:ascii="Avenir Next" w:hAnsi="Avenir Next" w:cs="Avenir Next" w:eastAsia="Avenir Next"/>
                 <w:color w:val="1A1A1A"/>
-                <w:sz w:val="21"/>
+                <w:sz w:val="22"/>
                 <w:szCs w:val="21"/>
               </w:rPr>
               <w:t xml:space="preserve">Find the </w:t>
@@ -2035,7 +2050,7 @@
                 <w:rFonts w:ascii="Avenir Next" w:hAnsi="Avenir Next" w:cs="Avenir Next" w:eastAsia="Avenir Next"/>
                 <w:b/>
                 <w:color w:val="1A1A1A"/>
-                <w:sz w:val="21"/>
+                <w:sz w:val="22"/>
                 <w:szCs w:val="21"/>
               </w:rPr>
               <w:t xml:space="preserve">repeated</w:t>
@@ -2044,7 +2059,7 @@
               <w:rPr>
                 <w:rFonts w:ascii="Avenir Next" w:hAnsi="Avenir Next" w:cs="Avenir Next" w:eastAsia="Avenir Next"/>
                 <w:color w:val="1A1A1A"/>
-                <w:sz w:val="21"/>
+                <w:sz w:val="22"/>
                 <w:szCs w:val="21"/>
               </w:rPr>
               <w:t xml:space="preserve"> part. Multiply.</w:t>
@@ -2063,6 +2078,7 @@
           </w:tcPr>
           <w:p>
             <w:pPr>
+              <w:pStyle w:val="Heading1"/>
               <w:spacing w:before="0" w:after="0" w:line="240" w:lineRule="auto"/>
               <w:jc w:val="center"/>
             </w:pPr>
@@ -2085,13 +2101,13 @@
           </w:tcPr>
           <w:p>
             <w:pPr>
-              <w:spacing w:before="0" w:after="0" w:line="264" w:lineRule="auto"/>
+              <w:spacing w:before="0" w:after="0" w:line="240" w:lineRule="auto"/>
             </w:pPr>
             <w:r>
               <w:rPr>
                 <w:rFonts w:ascii="Avenir Next" w:hAnsi="Avenir Next" w:cs="Avenir Next" w:eastAsia="Avenir Next"/>
                 <w:color w:val="1A1A1A"/>
-                <w:sz w:val="21"/>
+                <w:sz w:val="22"/>
                 <w:szCs w:val="21"/>
               </w:rPr>
               <w:t xml:space="preserve">Find the </w:t>
@@ -2101,7 +2117,7 @@
                 <w:rFonts w:ascii="Avenir Next" w:hAnsi="Avenir Next" w:cs="Avenir Next" w:eastAsia="Avenir Next"/>
                 <w:b/>
                 <w:color w:val="1A1A1A"/>
-                <w:sz w:val="21"/>
+                <w:sz w:val="22"/>
                 <w:szCs w:val="21"/>
               </w:rPr>
               <w:t xml:space="preserve">one-time</w:t>
@@ -2110,7 +2126,7 @@
               <w:rPr>
                 <w:rFonts w:ascii="Avenir Next" w:hAnsi="Avenir Next" w:cs="Avenir Next" w:eastAsia="Avenir Next"/>
                 <w:color w:val="1A1A1A"/>
-                <w:sz w:val="21"/>
+                <w:sz w:val="22"/>
                 <w:szCs w:val="21"/>
               </w:rPr>
               <w:t xml:space="preserve"> part.</w:t>
@@ -2129,6 +2145,7 @@
           </w:tcPr>
           <w:p>
             <w:pPr>
+              <w:pStyle w:val="Heading1"/>
               <w:spacing w:before="0" w:after="0" w:line="240" w:lineRule="auto"/>
               <w:jc w:val="center"/>
             </w:pPr>
@@ -2151,14 +2168,14 @@
           </w:tcPr>
           <w:p>
             <w:pPr>
-              <w:spacing w:before="0" w:after="0" w:line="264" w:lineRule="auto"/>
+              <w:spacing w:before="0" w:after="0" w:line="240" w:lineRule="auto"/>
             </w:pPr>
             <w:r>
               <w:rPr>
                 <w:rFonts w:ascii="Avenir Next" w:hAnsi="Avenir Next" w:cs="Avenir Next" w:eastAsia="Avenir Next"/>
                 <w:b/>
                 <w:color w:val="1A1A1A"/>
-                <w:sz w:val="21"/>
+                <w:sz w:val="22"/>
                 <w:szCs w:val="21"/>
               </w:rPr>
               <w:t xml:space="preserve">Add</w:t>
@@ -2167,7 +2184,7 @@
               <w:rPr>
                 <w:rFonts w:ascii="Avenir Next" w:hAnsi="Avenir Next" w:cs="Avenir Next" w:eastAsia="Avenir Next"/>
                 <w:color w:val="1A1A1A"/>
-                <w:sz w:val="21"/>
+                <w:sz w:val="22"/>
                 <w:szCs w:val="21"/>
               </w:rPr>
               <w:t xml:space="preserve"> or subtract to finish.</w:t>
@@ -2178,6 +2195,7 @@
     </w:tbl>
     <w:p>
       <w:pPr>
+        <w:pStyle w:val="Heading2"/>
         <w:keepNext/>
         <w:pBdr>
           <w:bottom w:val="single" w:sz="8" w:space="3" w:color="003A70"/>
@@ -2185,7 +2203,7 @@
         <w:tabs>
           <w:tab w:val="right" w:pos="9504"/>
         </w:tabs>
-        <w:spacing w:before="50" w:after="36" w:line="240" w:lineRule="auto"/>
+        <w:spacing w:before="42" w:after="31" w:line="240" w:lineRule="auto"/>
       </w:pPr>
       <w:r>
         <w:rPr>
@@ -2193,7 +2211,7 @@
           <w:b/>
           <w:color w:val="003A70"/>
           <w:spacing w:val="14"/>
-          <w:sz w:val="19"/>
+          <w:sz w:val="22"/>
           <w:szCs w:val="19"/>
         </w:rPr>
         <w:t xml:space="preserve">WATCH ME</w:t>
@@ -2212,7 +2230,7 @@
           <w:rFonts w:ascii="Avenir Next" w:hAnsi="Avenir Next" w:cs="Avenir Next" w:eastAsia="Avenir Next"/>
           <w:i/>
           <w:color w:val="5A5F66"/>
-          <w:sz w:val="17"/>
+          <w:sz w:val="22"/>
           <w:szCs w:val="17"/>
         </w:rPr>
         <w:t xml:space="preserve">the steps in action</w:t>
@@ -2220,14 +2238,14 @@
     </w:p>
     <w:p>
       <w:pPr>
-        <w:spacing w:before="0" w:after="40" w:line="264" w:lineRule="auto"/>
+        <w:spacing w:before="0" w:after="34" w:line="240" w:lineRule="auto"/>
       </w:pPr>
       <w:r>
         <w:rPr>
           <w:rFonts w:ascii="Avenir Next" w:hAnsi="Avenir Next" w:cs="Avenir Next" w:eastAsia="Avenir Next"/>
           <w:b/>
           <w:color w:val="1A1A1A"/>
-          <w:sz w:val="21"/>
+          <w:sz w:val="22"/>
           <w:szCs w:val="21"/>
         </w:rPr>
         <w:t xml:space="preserve">Tickets are $6 each for 5 people, plus one $10 fee. Find the total.</w:t>
@@ -2238,7 +2256,7 @@
         <w:tabs>
           <w:tab w:val="left" w:pos="950"/>
         </w:tabs>
-        <w:spacing w:before="0" w:after="24" w:line="256" w:lineRule="auto"/>
+        <w:spacing w:before="0" w:after="20" w:line="240" w:lineRule="auto"/>
         <w:ind w:left="950" w:hanging="950"/>
       </w:pPr>
       <w:r>
@@ -2246,25 +2264,25 @@
           <w:rFonts w:ascii="Avenir Next" w:hAnsi="Avenir Next" w:cs="Avenir Next" w:eastAsia="Avenir Next"/>
           <w:b/>
           <w:color w:val="003A70"/>
+          <w:sz w:val="22"/>
+          <w:szCs w:val="19"/>
+        </w:rPr>
+        <w:t xml:space="preserve">Step 1</w:t>
+      </w:r>
+      <w:r>
+        <w:rPr>
+          <w:rFonts w:ascii="Avenir Next" w:hAnsi="Avenir Next" w:cs="Avenir Next" w:eastAsia="Avenir Next"/>
+          <w:color w:val="1A1A1A"/>
           <w:sz w:val="19"/>
           <w:szCs w:val="19"/>
         </w:rPr>
-        <w:t xml:space="preserve">Step 1</w:t>
-      </w:r>
-      <w:r>
-        <w:rPr>
-          <w:rFonts w:ascii="Avenir Next" w:hAnsi="Avenir Next" w:cs="Avenir Next" w:eastAsia="Avenir Next"/>
-          <w:color w:val="1A1A1A"/>
-          <w:sz w:val="19"/>
-          <w:szCs w:val="19"/>
-        </w:rPr>
         <w:tab/>
       </w:r>
       <w:r>
         <w:rPr>
           <w:rFonts w:ascii="Avenir Next" w:hAnsi="Avenir Next" w:cs="Avenir Next" w:eastAsia="Avenir Next"/>
           <w:color w:val="1A1A1A"/>
-          <w:sz w:val="21"/>
+          <w:sz w:val="22"/>
           <w:szCs w:val="21"/>
         </w:rPr>
         <w:t xml:space="preserve">6 × 5 = 30.</w:t>
@@ -2275,7 +2293,7 @@
         <w:tabs>
           <w:tab w:val="left" w:pos="950"/>
         </w:tabs>
-        <w:spacing w:before="0" w:after="24" w:line="256" w:lineRule="auto"/>
+        <w:spacing w:before="0" w:after="20" w:line="240" w:lineRule="auto"/>
         <w:ind w:left="950" w:hanging="950"/>
       </w:pPr>
       <w:r>
@@ -2283,25 +2301,25 @@
           <w:rFonts w:ascii="Avenir Next" w:hAnsi="Avenir Next" w:cs="Avenir Next" w:eastAsia="Avenir Next"/>
           <w:b/>
           <w:color w:val="003A70"/>
+          <w:sz w:val="22"/>
+          <w:szCs w:val="19"/>
+        </w:rPr>
+        <w:t xml:space="preserve">Step 2</w:t>
+      </w:r>
+      <w:r>
+        <w:rPr>
+          <w:rFonts w:ascii="Avenir Next" w:hAnsi="Avenir Next" w:cs="Avenir Next" w:eastAsia="Avenir Next"/>
+          <w:color w:val="1A1A1A"/>
           <w:sz w:val="19"/>
           <w:szCs w:val="19"/>
         </w:rPr>
-        <w:t xml:space="preserve">Step 2</w:t>
-      </w:r>
-      <w:r>
-        <w:rPr>
-          <w:rFonts w:ascii="Avenir Next" w:hAnsi="Avenir Next" w:cs="Avenir Next" w:eastAsia="Avenir Next"/>
-          <w:color w:val="1A1A1A"/>
-          <w:sz w:val="19"/>
-          <w:szCs w:val="19"/>
-        </w:rPr>
         <w:tab/>
       </w:r>
       <w:r>
         <w:rPr>
           <w:rFonts w:ascii="Avenir Next" w:hAnsi="Avenir Next" w:cs="Avenir Next" w:eastAsia="Avenir Next"/>
           <w:color w:val="1A1A1A"/>
-          <w:sz w:val="21"/>
+          <w:sz w:val="22"/>
           <w:szCs w:val="21"/>
         </w:rPr>
         <w:t xml:space="preserve">The one-time fee is $10.</w:t>
@@ -2312,7 +2330,7 @@
         <w:tabs>
           <w:tab w:val="left" w:pos="950"/>
         </w:tabs>
-        <w:spacing w:before="0" w:after="24" w:line="256" w:lineRule="auto"/>
+        <w:spacing w:before="0" w:after="20" w:line="240" w:lineRule="auto"/>
         <w:ind w:left="950" w:hanging="950"/>
       </w:pPr>
       <w:r>
@@ -2320,25 +2338,25 @@
           <w:rFonts w:ascii="Avenir Next" w:hAnsi="Avenir Next" w:cs="Avenir Next" w:eastAsia="Avenir Next"/>
           <w:b/>
           <w:color w:val="003A70"/>
+          <w:sz w:val="22"/>
+          <w:szCs w:val="19"/>
+        </w:rPr>
+        <w:t xml:space="preserve">Step 3</w:t>
+      </w:r>
+      <w:r>
+        <w:rPr>
+          <w:rFonts w:ascii="Avenir Next" w:hAnsi="Avenir Next" w:cs="Avenir Next" w:eastAsia="Avenir Next"/>
+          <w:color w:val="1A1A1A"/>
           <w:sz w:val="19"/>
           <w:szCs w:val="19"/>
         </w:rPr>
-        <w:t xml:space="preserve">Step 3</w:t>
-      </w:r>
-      <w:r>
-        <w:rPr>
-          <w:rFonts w:ascii="Avenir Next" w:hAnsi="Avenir Next" w:cs="Avenir Next" w:eastAsia="Avenir Next"/>
-          <w:color w:val="1A1A1A"/>
-          <w:sz w:val="19"/>
-          <w:szCs w:val="19"/>
-        </w:rPr>
         <w:tab/>
       </w:r>
       <w:r>
         <w:rPr>
           <w:rFonts w:ascii="Avenir Next" w:hAnsi="Avenir Next" w:cs="Avenir Next" w:eastAsia="Avenir Next"/>
           <w:color w:val="1A1A1A"/>
-          <w:sz w:val="21"/>
+          <w:sz w:val="22"/>
           <w:szCs w:val="21"/>
         </w:rPr>
         <w:t xml:space="preserve">30 + 10 = 40.</w:t>
@@ -2349,7 +2367,7 @@
         <w:tabs>
           <w:tab w:val="left" w:pos="950"/>
         </w:tabs>
-        <w:spacing w:before="20" w:after="0" w:line="256" w:lineRule="auto"/>
+        <w:spacing w:before="17" w:after="0" w:line="240" w:lineRule="auto"/>
         <w:ind w:left="950" w:hanging="950"/>
       </w:pPr>
       <w:r>
@@ -2357,18 +2375,18 @@
           <w:rFonts w:ascii="Avenir Next" w:hAnsi="Avenir Next" w:cs="Avenir Next" w:eastAsia="Avenir Next"/>
           <w:b/>
           <w:color w:val="1A1A1A"/>
+          <w:sz w:val="22"/>
+          <w:szCs w:val="21"/>
+        </w:rPr>
+        <w:t xml:space="preserve">Answer</w:t>
+      </w:r>
+      <w:r>
+        <w:rPr>
+          <w:rFonts w:ascii="Avenir Next" w:hAnsi="Avenir Next" w:cs="Avenir Next" w:eastAsia="Avenir Next"/>
+          <w:color w:val="1A1A1A"/>
           <w:sz w:val="21"/>
           <w:szCs w:val="21"/>
         </w:rPr>
-        <w:t xml:space="preserve">Answer</w:t>
-      </w:r>
-      <w:r>
-        <w:rPr>
-          <w:rFonts w:ascii="Avenir Next" w:hAnsi="Avenir Next" w:cs="Avenir Next" w:eastAsia="Avenir Next"/>
-          <w:color w:val="1A1A1A"/>
-          <w:sz w:val="21"/>
-          <w:szCs w:val="21"/>
-        </w:rPr>
         <w:tab/>
       </w:r>
       <w:r>
@@ -2376,7 +2394,7 @@
           <w:rFonts w:ascii="Avenir Next" w:hAnsi="Avenir Next" w:cs="Avenir Next" w:eastAsia="Avenir Next"/>
           <w:b/>
           <w:color w:val="1A1A1A"/>
-          <w:sz w:val="21"/>
+          <w:sz w:val="22"/>
           <w:szCs w:val="21"/>
         </w:rPr>
         <w:t xml:space="preserve">$40</w:t>
@@ -2384,6 +2402,7 @@
     </w:p>
     <w:p>
       <w:pPr>
+        <w:pStyle w:val="Heading2"/>
         <w:keepNext/>
         <w:pBdr>
           <w:bottom w:val="single" w:sz="8" w:space="3" w:color="003A70"/>
@@ -2391,7 +2410,7 @@
         <w:tabs>
           <w:tab w:val="right" w:pos="9504"/>
         </w:tabs>
-        <w:spacing w:before="50" w:after="36" w:line="240" w:lineRule="auto"/>
+        <w:spacing w:before="42" w:after="31" w:line="240" w:lineRule="auto"/>
       </w:pPr>
       <w:r>
         <w:rPr>
@@ -2399,7 +2418,7 @@
           <w:b/>
           <w:color w:val="003A70"/>
           <w:spacing w:val="14"/>
-          <w:sz w:val="19"/>
+          <w:sz w:val="22"/>
           <w:szCs w:val="19"/>
         </w:rPr>
         <w:t xml:space="preserve">TRY IT WITH HELP</w:t>
@@ -2418,7 +2437,7 @@
           <w:rFonts w:ascii="Avenir Next" w:hAnsi="Avenir Next" w:cs="Avenir Next" w:eastAsia="Avenir Next"/>
           <w:i/>
           <w:color w:val="5A5F66"/>
-          <w:sz w:val="17"/>
+          <w:sz w:val="22"/>
           <w:szCs w:val="17"/>
         </w:rPr>
         <w:t xml:space="preserve">fill in each step</w:t>
@@ -2430,7 +2449,7 @@
         <w:tabs>
           <w:tab w:val="left" w:pos="432"/>
         </w:tabs>
-        <w:spacing w:before="90" w:after="40" w:line="268" w:lineRule="auto"/>
+        <w:spacing w:before="76" w:after="34" w:line="240" w:lineRule="auto"/>
         <w:ind w:left="432" w:hanging="432"/>
       </w:pPr>
       <w:r>
@@ -2468,7 +2487,7 @@
         <w:tabs>
           <w:tab w:val="left" w:pos="1300"/>
         </w:tabs>
-        <w:spacing w:before="0" w:after="24" w:line="272" w:lineRule="auto"/>
+        <w:spacing w:before="0" w:after="20" w:line="240" w:lineRule="auto"/>
         <w:ind w:left="1300" w:hanging="868"/>
       </w:pPr>
       <w:r>
@@ -2476,25 +2495,25 @@
           <w:rFonts w:ascii="Avenir Next" w:hAnsi="Avenir Next" w:cs="Avenir Next" w:eastAsia="Avenir Next"/>
           <w:b/>
           <w:color w:val="003A70"/>
+          <w:sz w:val="22"/>
+          <w:szCs w:val="18"/>
+        </w:rPr>
+        <w:t xml:space="preserve">Step 1</w:t>
+      </w:r>
+      <w:r>
+        <w:rPr>
+          <w:rFonts w:ascii="Avenir Next" w:hAnsi="Avenir Next" w:cs="Avenir Next" w:eastAsia="Avenir Next"/>
+          <w:color w:val="1A1A1A"/>
           <w:sz w:val="18"/>
           <w:szCs w:val="18"/>
         </w:rPr>
-        <w:t xml:space="preserve">Step 1</w:t>
-      </w:r>
-      <w:r>
-        <w:rPr>
-          <w:rFonts w:ascii="Avenir Next" w:hAnsi="Avenir Next" w:cs="Avenir Next" w:eastAsia="Avenir Next"/>
-          <w:color w:val="1A1A1A"/>
-          <w:sz w:val="18"/>
-          <w:szCs w:val="18"/>
-        </w:rPr>
         <w:tab/>
       </w:r>
       <w:r>
         <w:rPr>
           <w:rFonts w:ascii="Avenir Next" w:hAnsi="Avenir Next" w:cs="Avenir Next" w:eastAsia="Avenir Next"/>
           <w:color w:val="1A1A1A"/>
-          <w:sz w:val="21"/>
+          <w:sz w:val="22"/>
           <w:szCs w:val="21"/>
         </w:rPr>
         <w:t xml:space="preserve">2 × 8 = </w:t>
@@ -2516,7 +2535,7 @@
         <w:tabs>
           <w:tab w:val="left" w:pos="1300"/>
         </w:tabs>
-        <w:spacing w:before="0" w:after="24" w:line="272" w:lineRule="auto"/>
+        <w:spacing w:before="0" w:after="20" w:line="240" w:lineRule="auto"/>
         <w:ind w:left="1300" w:hanging="868"/>
       </w:pPr>
       <w:r>
@@ -2524,35 +2543,35 @@
           <w:rFonts w:ascii="Avenir Next" w:hAnsi="Avenir Next" w:cs="Avenir Next" w:eastAsia="Avenir Next"/>
           <w:b/>
           <w:color w:val="003A70"/>
+          <w:sz w:val="22"/>
+          <w:szCs w:val="18"/>
+        </w:rPr>
+        <w:t xml:space="preserve">Step 2</w:t>
+      </w:r>
+      <w:r>
+        <w:rPr>
+          <w:rFonts w:ascii="Avenir Next" w:hAnsi="Avenir Next" w:cs="Avenir Next" w:eastAsia="Avenir Next"/>
+          <w:color w:val="1A1A1A"/>
           <w:sz w:val="18"/>
           <w:szCs w:val="18"/>
         </w:rPr>
-        <w:t xml:space="preserve">Step 2</w:t>
-      </w:r>
-      <w:r>
-        <w:rPr>
-          <w:rFonts w:ascii="Avenir Next" w:hAnsi="Avenir Next" w:cs="Avenir Next" w:eastAsia="Avenir Next"/>
-          <w:color w:val="1A1A1A"/>
-          <w:sz w:val="18"/>
-          <w:szCs w:val="18"/>
-        </w:rPr>
         <w:tab/>
       </w:r>
       <w:r>
         <w:rPr>
           <w:rFonts w:ascii="Avenir Next" w:hAnsi="Avenir Next" w:cs="Avenir Next" w:eastAsia="Avenir Next"/>
           <w:color w:val="1A1A1A"/>
+          <w:sz w:val="22"/>
+          <w:szCs w:val="21"/>
+        </w:rPr>
+        <w:t xml:space="preserve">The one-time part is $</w:t>
+      </w:r>
+      <w:r>
+        <w:rPr>
+          <w:rFonts w:ascii="Avenir Next" w:hAnsi="Avenir Next" w:cs="Avenir Next" w:eastAsia="Avenir Next"/>
+          <w:color w:val="1A1A1A"/>
           <w:sz w:val="21"/>
           <w:szCs w:val="21"/>
-        </w:rPr>
-        <w:t xml:space="preserve">The one-time part is $</w:t>
-      </w:r>
-      <w:r>
-        <w:rPr>
-          <w:rFonts w:ascii="Avenir Next" w:hAnsi="Avenir Next" w:cs="Avenir Next" w:eastAsia="Avenir Next"/>
-          <w:color w:val="1A1A1A"/>
-          <w:sz w:val="21"/>
-          <w:szCs w:val="21"/>
           <w:u w:val="single"/>
         </w:rPr>
         <w:t xml:space="preserve">                </w:t>
@@ -2561,7 +2580,7 @@
         <w:rPr>
           <w:rFonts w:ascii="Avenir Next" w:hAnsi="Avenir Next" w:cs="Avenir Next" w:eastAsia="Avenir Next"/>
           <w:color w:val="1A1A1A"/>
-          <w:sz w:val="21"/>
+          <w:sz w:val="22"/>
           <w:szCs w:val="21"/>
         </w:rPr>
         <w:t xml:space="preserve">.</w:t>
@@ -2573,7 +2592,7 @@
         <w:tabs>
           <w:tab w:val="left" w:pos="1300"/>
         </w:tabs>
-        <w:spacing w:before="0" w:after="24" w:line="272" w:lineRule="auto"/>
+        <w:spacing w:before="0" w:after="20" w:line="240" w:lineRule="auto"/>
         <w:ind w:left="1300" w:hanging="868"/>
       </w:pPr>
       <w:r>
@@ -2581,25 +2600,25 @@
           <w:rFonts w:ascii="Avenir Next" w:hAnsi="Avenir Next" w:cs="Avenir Next" w:eastAsia="Avenir Next"/>
           <w:b/>
           <w:color w:val="003A70"/>
+          <w:sz w:val="22"/>
+          <w:szCs w:val="18"/>
+        </w:rPr>
+        <w:t xml:space="preserve">Step 3</w:t>
+      </w:r>
+      <w:r>
+        <w:rPr>
+          <w:rFonts w:ascii="Avenir Next" w:hAnsi="Avenir Next" w:cs="Avenir Next" w:eastAsia="Avenir Next"/>
+          <w:color w:val="1A1A1A"/>
           <w:sz w:val="18"/>
           <w:szCs w:val="18"/>
         </w:rPr>
-        <w:t xml:space="preserve">Step 3</w:t>
-      </w:r>
-      <w:r>
-        <w:rPr>
-          <w:rFonts w:ascii="Avenir Next" w:hAnsi="Avenir Next" w:cs="Avenir Next" w:eastAsia="Avenir Next"/>
-          <w:color w:val="1A1A1A"/>
-          <w:sz w:val="18"/>
-          <w:szCs w:val="18"/>
-        </w:rPr>
         <w:tab/>
       </w:r>
       <w:r>
         <w:rPr>
           <w:rFonts w:ascii="Avenir Next" w:hAnsi="Avenir Next" w:cs="Avenir Next" w:eastAsia="Avenir Next"/>
           <w:color w:val="1A1A1A"/>
-          <w:sz w:val="21"/>
+          <w:sz w:val="22"/>
           <w:szCs w:val="21"/>
         </w:rPr>
         <w:t xml:space="preserve">16 + 5 = </w:t>
@@ -2626,7 +2645,7 @@
         <w:tabs>
           <w:tab w:val="left" w:pos="432"/>
         </w:tabs>
-        <w:spacing w:before="90" w:after="40" w:line="268" w:lineRule="auto"/>
+        <w:spacing w:before="76" w:after="34" w:line="240" w:lineRule="auto"/>
         <w:ind w:left="432" w:hanging="432"/>
       </w:pPr>
       <w:r>
@@ -2664,7 +2683,7 @@
         <w:tabs>
           <w:tab w:val="left" w:pos="1300"/>
         </w:tabs>
-        <w:spacing w:before="0" w:after="24" w:line="272" w:lineRule="auto"/>
+        <w:spacing w:before="0" w:after="20" w:line="240" w:lineRule="auto"/>
         <w:ind w:left="1300" w:hanging="868"/>
       </w:pPr>
       <w:r>
@@ -2672,25 +2691,25 @@
           <w:rFonts w:ascii="Avenir Next" w:hAnsi="Avenir Next" w:cs="Avenir Next" w:eastAsia="Avenir Next"/>
           <w:b/>
           <w:color w:val="003A70"/>
+          <w:sz w:val="22"/>
+          <w:szCs w:val="18"/>
+        </w:rPr>
+        <w:t xml:space="preserve">Step 1</w:t>
+      </w:r>
+      <w:r>
+        <w:rPr>
+          <w:rFonts w:ascii="Avenir Next" w:hAnsi="Avenir Next" w:cs="Avenir Next" w:eastAsia="Avenir Next"/>
+          <w:color w:val="1A1A1A"/>
           <w:sz w:val="18"/>
           <w:szCs w:val="18"/>
         </w:rPr>
-        <w:t xml:space="preserve">Step 1</w:t>
-      </w:r>
-      <w:r>
-        <w:rPr>
-          <w:rFonts w:ascii="Avenir Next" w:hAnsi="Avenir Next" w:cs="Avenir Next" w:eastAsia="Avenir Next"/>
-          <w:color w:val="1A1A1A"/>
-          <w:sz w:val="18"/>
-          <w:szCs w:val="18"/>
-        </w:rPr>
         <w:tab/>
       </w:r>
       <w:r>
         <w:rPr>
           <w:rFonts w:ascii="Avenir Next" w:hAnsi="Avenir Next" w:cs="Avenir Next" w:eastAsia="Avenir Next"/>
           <w:color w:val="1A1A1A"/>
-          <w:sz w:val="21"/>
+          <w:sz w:val="22"/>
           <w:szCs w:val="21"/>
         </w:rPr>
         <w:t xml:space="preserve">4 × 10 = </w:t>
@@ -2712,7 +2731,7 @@
         <w:tabs>
           <w:tab w:val="left" w:pos="1300"/>
         </w:tabs>
-        <w:spacing w:before="0" w:after="24" w:line="272" w:lineRule="auto"/>
+        <w:spacing w:before="0" w:after="20" w:line="240" w:lineRule="auto"/>
         <w:ind w:left="1300" w:hanging="868"/>
       </w:pPr>
       <w:r>
@@ -2720,35 +2739,35 @@
           <w:rFonts w:ascii="Avenir Next" w:hAnsi="Avenir Next" w:cs="Avenir Next" w:eastAsia="Avenir Next"/>
           <w:b/>
           <w:color w:val="003A70"/>
+          <w:sz w:val="22"/>
+          <w:szCs w:val="18"/>
+        </w:rPr>
+        <w:t xml:space="preserve">Step 2</w:t>
+      </w:r>
+      <w:r>
+        <w:rPr>
+          <w:rFonts w:ascii="Avenir Next" w:hAnsi="Avenir Next" w:cs="Avenir Next" w:eastAsia="Avenir Next"/>
+          <w:color w:val="1A1A1A"/>
           <w:sz w:val="18"/>
           <w:szCs w:val="18"/>
         </w:rPr>
-        <w:t xml:space="preserve">Step 2</w:t>
-      </w:r>
-      <w:r>
-        <w:rPr>
-          <w:rFonts w:ascii="Avenir Next" w:hAnsi="Avenir Next" w:cs="Avenir Next" w:eastAsia="Avenir Next"/>
-          <w:color w:val="1A1A1A"/>
-          <w:sz w:val="18"/>
-          <w:szCs w:val="18"/>
-        </w:rPr>
         <w:tab/>
       </w:r>
       <w:r>
         <w:rPr>
           <w:rFonts w:ascii="Avenir Next" w:hAnsi="Avenir Next" w:cs="Avenir Next" w:eastAsia="Avenir Next"/>
           <w:color w:val="1A1A1A"/>
+          <w:sz w:val="22"/>
+          <w:szCs w:val="21"/>
+        </w:rPr>
+        <w:t xml:space="preserve">The one-time part is $</w:t>
+      </w:r>
+      <w:r>
+        <w:rPr>
+          <w:rFonts w:ascii="Avenir Next" w:hAnsi="Avenir Next" w:cs="Avenir Next" w:eastAsia="Avenir Next"/>
+          <w:color w:val="1A1A1A"/>
           <w:sz w:val="21"/>
           <w:szCs w:val="21"/>
-        </w:rPr>
-        <w:t xml:space="preserve">The one-time part is $</w:t>
-      </w:r>
-      <w:r>
-        <w:rPr>
-          <w:rFonts w:ascii="Avenir Next" w:hAnsi="Avenir Next" w:cs="Avenir Next" w:eastAsia="Avenir Next"/>
-          <w:color w:val="1A1A1A"/>
-          <w:sz w:val="21"/>
-          <w:szCs w:val="21"/>
           <w:u w:val="single"/>
         </w:rPr>
         <w:t xml:space="preserve">                </w:t>
@@ -2757,7 +2776,7 @@
         <w:rPr>
           <w:rFonts w:ascii="Avenir Next" w:hAnsi="Avenir Next" w:cs="Avenir Next" w:eastAsia="Avenir Next"/>
           <w:color w:val="1A1A1A"/>
-          <w:sz w:val="21"/>
+          <w:sz w:val="22"/>
           <w:szCs w:val="21"/>
         </w:rPr>
         <w:t xml:space="preserve">.</w:t>
@@ -2769,7 +2788,7 @@
         <w:tabs>
           <w:tab w:val="left" w:pos="1300"/>
         </w:tabs>
-        <w:spacing w:before="0" w:after="24" w:line="272" w:lineRule="auto"/>
+        <w:spacing w:before="0" w:after="20" w:line="240" w:lineRule="auto"/>
         <w:ind w:left="1300" w:hanging="868"/>
       </w:pPr>
       <w:r>
@@ -2777,35 +2796,35 @@
           <w:rFonts w:ascii="Avenir Next" w:hAnsi="Avenir Next" w:cs="Avenir Next" w:eastAsia="Avenir Next"/>
           <w:b/>
           <w:color w:val="003A70"/>
+          <w:sz w:val="22"/>
+          <w:szCs w:val="18"/>
+        </w:rPr>
+        <w:t xml:space="preserve">Step 3</w:t>
+      </w:r>
+      <w:r>
+        <w:rPr>
+          <w:rFonts w:ascii="Avenir Next" w:hAnsi="Avenir Next" w:cs="Avenir Next" w:eastAsia="Avenir Next"/>
+          <w:color w:val="1A1A1A"/>
           <w:sz w:val="18"/>
           <w:szCs w:val="18"/>
         </w:rPr>
-        <w:t xml:space="preserve">Step 3</w:t>
-      </w:r>
-      <w:r>
-        <w:rPr>
-          <w:rFonts w:ascii="Avenir Next" w:hAnsi="Avenir Next" w:cs="Avenir Next" w:eastAsia="Avenir Next"/>
-          <w:color w:val="1A1A1A"/>
-          <w:sz w:val="18"/>
-          <w:szCs w:val="18"/>
-        </w:rPr>
         <w:tab/>
       </w:r>
       <w:r>
         <w:rPr>
           <w:rFonts w:ascii="Avenir Next" w:hAnsi="Avenir Next" w:cs="Avenir Next" w:eastAsia="Avenir Next"/>
           <w:color w:val="1A1A1A"/>
+          <w:sz w:val="22"/>
+          <w:szCs w:val="21"/>
+        </w:rPr>
+        <w:t xml:space="preserve">40 − 6 = </w:t>
+      </w:r>
+      <w:r>
+        <w:rPr>
+          <w:rFonts w:ascii="Avenir Next" w:hAnsi="Avenir Next" w:cs="Avenir Next" w:eastAsia="Avenir Next"/>
+          <w:color w:val="1A1A1A"/>
           <w:sz w:val="21"/>
           <w:szCs w:val="21"/>
-        </w:rPr>
-        <w:t xml:space="preserve">40 − 6 = </w:t>
-      </w:r>
-      <w:r>
-        <w:rPr>
-          <w:rFonts w:ascii="Avenir Next" w:hAnsi="Avenir Next" w:cs="Avenir Next" w:eastAsia="Avenir Next"/>
-          <w:color w:val="1A1A1A"/>
-          <w:sz w:val="21"/>
-          <w:szCs w:val="21"/>
           <w:u w:val="single"/>
         </w:rPr>
         <w:t xml:space="preserve">                </w:t>
@@ -2818,6 +2837,7 @@
     </w:p>
     <w:p>
       <w:pPr>
+        <w:pStyle w:val="Heading2"/>
         <w:keepNext/>
         <w:pBdr>
           <w:bottom w:val="single" w:sz="8" w:space="3" w:color="003A70"/>
@@ -2825,7 +2845,7 @@
         <w:tabs>
           <w:tab w:val="right" w:pos="9504"/>
         </w:tabs>
-        <w:spacing w:before="50" w:after="36" w:line="240" w:lineRule="auto"/>
+        <w:spacing w:before="42" w:after="31" w:line="240" w:lineRule="auto"/>
       </w:pPr>
       <w:r>
         <w:rPr>
@@ -2833,7 +2853,7 @@
           <w:b/>
           <w:color w:val="003A70"/>
           <w:spacing w:val="14"/>
-          <w:sz w:val="19"/>
+          <w:sz w:val="22"/>
           <w:szCs w:val="19"/>
         </w:rPr>
         <w:t xml:space="preserve">YOUR TURN</w:t>
@@ -2852,7 +2872,7 @@
           <w:rFonts w:ascii="Avenir Next" w:hAnsi="Avenir Next" w:cs="Avenir Next" w:eastAsia="Avenir Next"/>
           <w:i/>
           <w:color w:val="5A5F66"/>
-          <w:sz w:val="17"/>
+          <w:sz w:val="22"/>
           <w:szCs w:val="17"/>
         </w:rPr>
         <w:t xml:space="preserve">use the steps on your own</w:t>
@@ -2902,7 +2922,7 @@
               <w:tabs>
                 <w:tab w:val="left" w:pos="432"/>
               </w:tabs>
-              <w:spacing w:before="90" w:after="40" w:line="268" w:lineRule="auto"/>
+              <w:spacing w:before="76" w:after="34" w:line="240" w:lineRule="auto"/>
               <w:ind w:left="432" w:hanging="432"/>
             </w:pPr>
             <w:r>
@@ -2975,7 +2995,7 @@
                     <w:tabs>
                       <w:tab w:val="left" w:pos="340"/>
                     </w:tabs>
-                    <w:spacing w:before="0" w:after="0" w:line="276" w:lineRule="auto"/>
+                    <w:spacing w:before="0" w:after="0" w:line="240" w:lineRule="auto"/>
                     <w:ind w:left="340" w:hanging="340"/>
                   </w:pPr>
                   <w:r>
@@ -3037,7 +3057,7 @@
                     <w:tabs>
                       <w:tab w:val="left" w:pos="340"/>
                     </w:tabs>
-                    <w:spacing w:before="0" w:after="0" w:line="276" w:lineRule="auto"/>
+                    <w:spacing w:before="0" w:after="0" w:line="240" w:lineRule="auto"/>
                     <w:ind w:left="340" w:hanging="340"/>
                   </w:pPr>
                   <w:r>
@@ -3105,7 +3125,7 @@
                     <w:tabs>
                       <w:tab w:val="left" w:pos="340"/>
                     </w:tabs>
-                    <w:spacing w:before="0" w:after="0" w:line="276" w:lineRule="auto"/>
+                    <w:spacing w:before="0" w:after="0" w:line="240" w:lineRule="auto"/>
                     <w:ind w:left="340" w:hanging="340"/>
                   </w:pPr>
                   <w:r>
@@ -3167,7 +3187,7 @@
                     <w:tabs>
                       <w:tab w:val="left" w:pos="340"/>
                     </w:tabs>
-                    <w:spacing w:before="0" w:after="0" w:line="276" w:lineRule="auto"/>
+                    <w:spacing w:before="0" w:after="0" w:line="240" w:lineRule="auto"/>
                     <w:ind w:left="340" w:hanging="340"/>
                   </w:pPr>
                   <w:r>
@@ -3236,6 +3256,7 @@
     </w:p>
     <w:p>
       <w:pPr>
+        <w:pStyle w:val="Heading2"/>
         <w:keepNext/>
         <w:pBdr>
           <w:bottom w:val="single" w:sz="8" w:space="3" w:color="003A70"/>
@@ -3243,7 +3264,7 @@
         <w:tabs>
           <w:tab w:val="right" w:pos="9504"/>
         </w:tabs>
-        <w:spacing w:before="50" w:after="36" w:line="240" w:lineRule="auto"/>
+        <w:spacing w:before="42" w:after="31" w:line="240" w:lineRule="auto"/>
       </w:pPr>
       <w:r>
         <w:rPr>
@@ -3251,7 +3272,7 @@
           <w:b/>
           <w:color w:val="003A70"/>
           <w:spacing w:val="14"/>
-          <w:sz w:val="19"/>
+          <w:sz w:val="22"/>
           <w:szCs w:val="19"/>
         </w:rPr>
         <w:t xml:space="preserve">READY CHECK</w:t>
@@ -3270,7 +3291,7 @@
           <w:rFonts w:ascii="Avenir Next" w:hAnsi="Avenir Next" w:cs="Avenir Next" w:eastAsia="Avenir Next"/>
           <w:i/>
           <w:color w:val="5A5F66"/>
-          <w:sz w:val="17"/>
+          <w:sz w:val="22"/>
           <w:szCs w:val="17"/>
         </w:rPr>
         <w:t xml:space="preserve">a problem like the one in today’s lesson</w:t>
@@ -3320,7 +3341,7 @@
               <w:tabs>
                 <w:tab w:val="left" w:pos="432"/>
               </w:tabs>
-              <w:spacing w:before="90" w:after="40" w:line="268" w:lineRule="auto"/>
+              <w:spacing w:before="76" w:after="34" w:line="240" w:lineRule="auto"/>
               <w:ind w:left="432" w:hanging="432"/>
             </w:pPr>
             <w:r>
@@ -3394,7 +3415,7 @@
                     <w:tabs>
                       <w:tab w:val="left" w:pos="340"/>
                     </w:tabs>
-                    <w:spacing w:before="0" w:after="0" w:line="264" w:lineRule="auto"/>
+                    <w:spacing w:before="0" w:after="0" w:line="240" w:lineRule="auto"/>
                     <w:ind w:left="340" w:hanging="340"/>
                   </w:pPr>
                   <w:r>
@@ -3402,25 +3423,25 @@
                       <w:rFonts w:ascii="Avenir Next" w:hAnsi="Avenir Next" w:cs="Avenir Next" w:eastAsia="Avenir Next"/>
                       <w:b/>
                       <w:color w:val="003A70"/>
+                      <w:sz w:val="22"/>
+                      <w:szCs w:val="21"/>
+                    </w:rPr>
+                    <w:t xml:space="preserve">A</w:t>
+                  </w:r>
+                  <w:r>
+                    <w:rPr>
+                      <w:rFonts w:ascii="Avenir Next" w:hAnsi="Avenir Next" w:cs="Avenir Next" w:eastAsia="Avenir Next"/>
+                      <w:color w:val="1A1A1A"/>
                       <w:sz w:val="21"/>
                       <w:szCs w:val="21"/>
                     </w:rPr>
-                    <w:t xml:space="preserve">A</w:t>
-                  </w:r>
-                  <w:r>
-                    <w:rPr>
-                      <w:rFonts w:ascii="Avenir Next" w:hAnsi="Avenir Next" w:cs="Avenir Next" w:eastAsia="Avenir Next"/>
-                      <w:color w:val="1A1A1A"/>
-                      <w:sz w:val="21"/>
-                      <w:szCs w:val="21"/>
-                    </w:rPr>
                     <w:tab/>
                   </w:r>
                   <w:r>
                     <w:rPr>
                       <w:rFonts w:ascii="Avenir Next" w:hAnsi="Avenir Next" w:cs="Avenir Next" w:eastAsia="Avenir Next"/>
                       <w:color w:val="1A1A1A"/>
-                      <w:sz w:val="21"/>
+                      <w:sz w:val="22"/>
                       <w:szCs w:val="21"/>
                     </w:rPr>
                     <w:t xml:space="preserve">$45</w:t>
@@ -3437,7 +3458,7 @@
                     <w:tabs>
                       <w:tab w:val="left" w:pos="340"/>
                     </w:tabs>
-                    <w:spacing w:before="0" w:after="0" w:line="264" w:lineRule="auto"/>
+                    <w:spacing w:before="0" w:after="0" w:line="240" w:lineRule="auto"/>
                     <w:ind w:left="340" w:hanging="340"/>
                   </w:pPr>
                   <w:r>
@@ -3445,25 +3466,25 @@
                       <w:rFonts w:ascii="Avenir Next" w:hAnsi="Avenir Next" w:cs="Avenir Next" w:eastAsia="Avenir Next"/>
                       <w:b/>
                       <w:color w:val="003A70"/>
+                      <w:sz w:val="22"/>
+                      <w:szCs w:val="21"/>
+                    </w:rPr>
+                    <w:t xml:space="preserve">B</w:t>
+                  </w:r>
+                  <w:r>
+                    <w:rPr>
+                      <w:rFonts w:ascii="Avenir Next" w:hAnsi="Avenir Next" w:cs="Avenir Next" w:eastAsia="Avenir Next"/>
+                      <w:color w:val="1A1A1A"/>
                       <w:sz w:val="21"/>
                       <w:szCs w:val="21"/>
                     </w:rPr>
-                    <w:t xml:space="preserve">B</w:t>
-                  </w:r>
-                  <w:r>
-                    <w:rPr>
-                      <w:rFonts w:ascii="Avenir Next" w:hAnsi="Avenir Next" w:cs="Avenir Next" w:eastAsia="Avenir Next"/>
-                      <w:color w:val="1A1A1A"/>
-                      <w:sz w:val="21"/>
-                      <w:szCs w:val="21"/>
-                    </w:rPr>
                     <w:tab/>
                   </w:r>
                   <w:r>
                     <w:rPr>
                       <w:rFonts w:ascii="Avenir Next" w:hAnsi="Avenir Next" w:cs="Avenir Next" w:eastAsia="Avenir Next"/>
                       <w:color w:val="1A1A1A"/>
-                      <w:sz w:val="21"/>
+                      <w:sz w:val="22"/>
                       <w:szCs w:val="21"/>
                     </w:rPr>
                     <w:t xml:space="preserve">$150</w:t>
@@ -3480,7 +3501,7 @@
                     <w:tabs>
                       <w:tab w:val="left" w:pos="340"/>
                     </w:tabs>
-                    <w:spacing w:before="0" w:after="0" w:line="264" w:lineRule="auto"/>
+                    <w:spacing w:before="0" w:after="0" w:line="240" w:lineRule="auto"/>
                     <w:ind w:left="340" w:hanging="340"/>
                   </w:pPr>
                   <w:r>
@@ -3488,25 +3509,25 @@
                       <w:rFonts w:ascii="Avenir Next" w:hAnsi="Avenir Next" w:cs="Avenir Next" w:eastAsia="Avenir Next"/>
                       <w:b/>
                       <w:color w:val="003A70"/>
+                      <w:sz w:val="22"/>
+                      <w:szCs w:val="21"/>
+                    </w:rPr>
+                    <w:t xml:space="preserve">C</w:t>
+                  </w:r>
+                  <w:r>
+                    <w:rPr>
+                      <w:rFonts w:ascii="Avenir Next" w:hAnsi="Avenir Next" w:cs="Avenir Next" w:eastAsia="Avenir Next"/>
+                      <w:color w:val="1A1A1A"/>
                       <w:sz w:val="21"/>
                       <w:szCs w:val="21"/>
                     </w:rPr>
-                    <w:t xml:space="preserve">C</w:t>
-                  </w:r>
-                  <w:r>
-                    <w:rPr>
-                      <w:rFonts w:ascii="Avenir Next" w:hAnsi="Avenir Next" w:cs="Avenir Next" w:eastAsia="Avenir Next"/>
-                      <w:color w:val="1A1A1A"/>
-                      <w:sz w:val="21"/>
-                      <w:szCs w:val="21"/>
-                    </w:rPr>
                     <w:tab/>
                   </w:r>
                   <w:r>
                     <w:rPr>
                       <w:rFonts w:ascii="Avenir Next" w:hAnsi="Avenir Next" w:cs="Avenir Next" w:eastAsia="Avenir Next"/>
                       <w:color w:val="1A1A1A"/>
-                      <w:sz w:val="21"/>
+                      <w:sz w:val="22"/>
                       <w:szCs w:val="21"/>
                     </w:rPr>
                     <w:t xml:space="preserve">$170</w:t>
@@ -3523,7 +3544,7 @@
                     <w:tabs>
                       <w:tab w:val="left" w:pos="340"/>
                     </w:tabs>
-                    <w:spacing w:before="0" w:after="0" w:line="264" w:lineRule="auto"/>
+                    <w:spacing w:before="0" w:after="0" w:line="240" w:lineRule="auto"/>
                     <w:ind w:left="340" w:hanging="340"/>
                   </w:pPr>
                   <w:r>
@@ -3531,25 +3552,25 @@
                       <w:rFonts w:ascii="Avenir Next" w:hAnsi="Avenir Next" w:cs="Avenir Next" w:eastAsia="Avenir Next"/>
                       <w:b/>
                       <w:color w:val="003A70"/>
+                      <w:sz w:val="22"/>
+                      <w:szCs w:val="21"/>
+                    </w:rPr>
+                    <w:t xml:space="preserve">D</w:t>
+                  </w:r>
+                  <w:r>
+                    <w:rPr>
+                      <w:rFonts w:ascii="Avenir Next" w:hAnsi="Avenir Next" w:cs="Avenir Next" w:eastAsia="Avenir Next"/>
+                      <w:color w:val="1A1A1A"/>
                       <w:sz w:val="21"/>
                       <w:szCs w:val="21"/>
                     </w:rPr>
-                    <w:t xml:space="preserve">D</w:t>
-                  </w:r>
-                  <w:r>
-                    <w:rPr>
-                      <w:rFonts w:ascii="Avenir Next" w:hAnsi="Avenir Next" w:cs="Avenir Next" w:eastAsia="Avenir Next"/>
-                      <w:color w:val="1A1A1A"/>
-                      <w:sz w:val="21"/>
-                      <w:szCs w:val="21"/>
-                    </w:rPr>
                     <w:tab/>
                   </w:r>
                   <w:r>
                     <w:rPr>
                       <w:rFonts w:ascii="Avenir Next" w:hAnsi="Avenir Next" w:cs="Avenir Next" w:eastAsia="Avenir Next"/>
                       <w:color w:val="1A1A1A"/>
-                      <w:sz w:val="21"/>
+                      <w:sz w:val="22"/>
                       <w:szCs w:val="21"/>
                     </w:rPr>
                     <w:t xml:space="preserve">$350</w:t>
@@ -3598,19 +3619,42 @@
         <w:tblLook w:val="0000" w:firstRow="0" w:lastRow="0" w:firstColumn="0" w:lastColumn="0" w:noHBand="1" w:noVBand="1"/>
       </w:tblPr>
       <w:tblGrid>
-        <w:gridCol w:w="2000"/>
-        <w:gridCol w:w="2300"/>
-        <w:gridCol w:w="2100"/>
-        <w:gridCol w:w="3104"/>
+        <w:gridCol w:w="1750"/>
+        <w:gridCol w:w="2500"/>
+        <w:gridCol w:w="2200"/>
+        <w:gridCol w:w="3054"/>
       </w:tblGrid>
       <w:tr>
         <w:trPr>
           <w:cantSplit/>
-          <w:trHeight w:val="320" w:hRule="atLeast"/>
+          <w:trHeight w:val="300" w:hRule="atLeast"/>
         </w:trPr>
         <w:tc>
           <w:tcPr>
-            <w:tcW w:w="2000" w:type="dxa"/>
+            <w:tcW w:w="1750" w:type="dxa"/>
+            <w:vAlign w:val="center"/>
+          </w:tcPr>
+          <w:p>
+            <w:pPr>
+              <w:pStyle w:val="Heading2"/>
+              <w:spacing w:before="0" w:after="0" w:line="240" w:lineRule="auto"/>
+            </w:pPr>
+            <w:r>
+              <w:rPr>
+                <w:rFonts w:ascii="Avenir Next" w:hAnsi="Avenir Next" w:cs="Avenir Next" w:eastAsia="Avenir Next"/>
+                <w:b/>
+                <w:color w:val="003A70"/>
+                <w:spacing w:val="12"/>
+                <w:sz w:val="15"/>
+                <w:szCs w:val="15"/>
+              </w:rPr>
+              <w:t xml:space="preserve">CHECK YOURSELF</w:t>
+            </w:r>
+          </w:p>
+        </w:tc>
+        <w:tc>
+          <w:tcPr>
+            <w:tcW w:w="2500" w:type="dxa"/>
             <w:vAlign w:val="center"/>
           </w:tcPr>
           <w:p>
@@ -3619,20 +3663,27 @@
             </w:pPr>
             <w:r>
               <w:rPr>
-                <w:rFonts w:ascii="Avenir Next" w:hAnsi="Avenir Next" w:cs="Avenir Next" w:eastAsia="Avenir Next"/>
-                <w:b/>
-                <w:color w:val="003A70"/>
-                <w:spacing w:val="12"/>
-                <w:sz w:val="15"/>
-                <w:szCs w:val="15"/>
-              </w:rPr>
-              <w:t xml:space="preserve">CHECK YOURSELF</w:t>
+                <w:rFonts w:ascii="Arial" w:hAnsi="Arial" w:cs="Arial" w:eastAsia="Arial"/>
+                <w:color w:val="1A1A1A"/>
+                <w:sz w:val="20"/>
+                <w:szCs w:val="20"/>
+              </w:rPr>
+              <w:t xml:space="preserve">□</w:t>
+            </w:r>
+            <w:r>
+              <w:rPr>
+                <w:rFonts w:ascii="Avenir Next" w:hAnsi="Avenir Next" w:cs="Avenir Next" w:eastAsia="Avenir Next"/>
+                <w:color w:val="1A1A1A"/>
+                <w:sz w:val="17"/>
+                <w:szCs w:val="17"/>
+              </w:rPr>
+              <w:t xml:space="preserve">  I can do this on my own</w:t>
             </w:r>
           </w:p>
         </w:tc>
         <w:tc>
           <w:tcPr>
-            <w:tcW w:w="2300" w:type="dxa"/>
+            <w:tcW w:w="2200" w:type="dxa"/>
             <w:vAlign w:val="center"/>
           </w:tcPr>
           <w:p>
@@ -3643,8 +3694,8 @@
               <w:rPr>
                 <w:rFonts w:ascii="Arial" w:hAnsi="Arial" w:cs="Arial" w:eastAsia="Arial"/>
                 <w:color w:val="1A1A1A"/>
-                <w:sz w:val="24"/>
-                <w:szCs w:val="24"/>
+                <w:sz w:val="20"/>
+                <w:szCs w:val="20"/>
               </w:rPr>
               <w:t xml:space="preserve">□</w:t>
             </w:r>
@@ -3655,13 +3706,13 @@
                 <w:sz w:val="17"/>
                 <w:szCs w:val="17"/>
               </w:rPr>
-              <w:t xml:space="preserve">  I can do this on my own</w:t>
+              <w:t xml:space="preserve">  I need a little help</w:t>
             </w:r>
           </w:p>
         </w:tc>
         <w:tc>
           <w:tcPr>
-            <w:tcW w:w="2100" w:type="dxa"/>
+            <w:tcW w:w="3054" w:type="dxa"/>
             <w:vAlign w:val="center"/>
           </w:tcPr>
           <w:p>
@@ -3672,37 +3723,8 @@
               <w:rPr>
                 <w:rFonts w:ascii="Arial" w:hAnsi="Arial" w:cs="Arial" w:eastAsia="Arial"/>
                 <w:color w:val="1A1A1A"/>
-                <w:sz w:val="24"/>
-                <w:szCs w:val="24"/>
-              </w:rPr>
-              <w:t xml:space="preserve">□</w:t>
-            </w:r>
-            <w:r>
-              <w:rPr>
-                <w:rFonts w:ascii="Avenir Next" w:hAnsi="Avenir Next" w:cs="Avenir Next" w:eastAsia="Avenir Next"/>
-                <w:color w:val="1A1A1A"/>
-                <w:sz w:val="17"/>
-                <w:szCs w:val="17"/>
-              </w:rPr>
-              <w:t xml:space="preserve">  I need a little help</w:t>
-            </w:r>
-          </w:p>
-        </w:tc>
-        <w:tc>
-          <w:tcPr>
-            <w:tcW w:w="3104" w:type="dxa"/>
-            <w:vAlign w:val="center"/>
-          </w:tcPr>
-          <w:p>
-            <w:pPr>
-              <w:spacing w:before="0" w:after="0" w:line="240" w:lineRule="auto"/>
-            </w:pPr>
-            <w:r>
-              <w:rPr>
-                <w:rFonts w:ascii="Arial" w:hAnsi="Arial" w:cs="Arial" w:eastAsia="Arial"/>
-                <w:color w:val="1A1A1A"/>
-                <w:sz w:val="24"/>
-                <w:szCs w:val="24"/>
+                <w:sz w:val="20"/>
+                <w:szCs w:val="20"/>
               </w:rPr>
               <w:t xml:space="preserve">□</w:t>
             </w:r>
@@ -3737,7 +3759,7 @@
     <w:sectPr>
       <w:footerReference w:type="default" r:id="rIdFooter1"/>
       <w:pgSz w:w="12240" w:h="15840"/>
-      <w:pgMar w:top="893" w:right="1224" w:bottom="835" w:left="1512" w:header="432" w:footer="432" w:gutter="0"/>
+      <w:pgMar w:top="780" w:right="1224" w:bottom="760" w:left="1512" w:header="432" w:footer="432" w:gutter="0"/>
       <w:cols w:space="720"/>
     </w:sectPr>
   </w:body>
@@ -3817,7 +3839,106 @@
               <w:sz w:val="15"/>
               <w:szCs w:val="15"/>
             </w:rPr>
-            <w:t xml:space="preserve">Lesson 6-4  ·  Session 1  ·  Prerequisite Practice A</w:t>
+            <w:t xml:space="preserve">6-4 · Page </w:t>
+          </w:r>
+          <w:r>
+            <w:rPr>
+              <w:rFonts w:ascii="Avenir Next" w:hAnsi="Avenir Next" w:cs="Avenir Next" w:eastAsia="Avenir Next"/>
+              <w:color w:val="5A5F66"/>
+              <w:sz w:val="15"/>
+              <w:szCs w:val="15"/>
+            </w:rPr>
+            <w:fldChar w:fldCharType="begin"/>
+          </w:r>
+          <w:r>
+            <w:rPr>
+              <w:rFonts w:ascii="Avenir Next" w:hAnsi="Avenir Next" w:cs="Avenir Next" w:eastAsia="Avenir Next"/>
+              <w:color w:val="5A5F66"/>
+              <w:sz w:val="15"/>
+              <w:szCs w:val="15"/>
+            </w:rPr>
+            <w:instrText xml:space="preserve"> PAGE </w:instrText>
+          </w:r>
+          <w:r>
+            <w:rPr>
+              <w:rFonts w:ascii="Avenir Next" w:hAnsi="Avenir Next" w:cs="Avenir Next" w:eastAsia="Avenir Next"/>
+              <w:color w:val="5A5F66"/>
+              <w:sz w:val="15"/>
+              <w:szCs w:val="15"/>
+            </w:rPr>
+            <w:fldChar w:fldCharType="separate"/>
+          </w:r>
+          <w:r>
+            <w:rPr>
+              <w:rFonts w:ascii="Avenir Next" w:hAnsi="Avenir Next" w:cs="Avenir Next" w:eastAsia="Avenir Next"/>
+              <w:color w:val="5A5F66"/>
+              <w:sz w:val="15"/>
+              <w:szCs w:val="15"/>
+            </w:rPr>
+            <w:t xml:space="preserve">1</w:t>
+          </w:r>
+          <w:r>
+            <w:rPr>
+              <w:rFonts w:ascii="Avenir Next" w:hAnsi="Avenir Next" w:cs="Avenir Next" w:eastAsia="Avenir Next"/>
+              <w:color w:val="5A5F66"/>
+              <w:sz w:val="15"/>
+              <w:szCs w:val="15"/>
+            </w:rPr>
+            <w:fldChar w:fldCharType="end"/>
+          </w:r>
+          <w:r>
+            <w:rPr>
+              <w:rFonts w:ascii="Avenir Next" w:hAnsi="Avenir Next" w:cs="Avenir Next" w:eastAsia="Avenir Next"/>
+              <w:color w:val="5A5F66"/>
+              <w:sz w:val="15"/>
+              <w:szCs w:val="15"/>
+            </w:rPr>
+            <w:t xml:space="preserve"> of </w:t>
+          </w:r>
+          <w:r>
+            <w:rPr>
+              <w:rFonts w:ascii="Avenir Next" w:hAnsi="Avenir Next" w:cs="Avenir Next" w:eastAsia="Avenir Next"/>
+              <w:color w:val="5A5F66"/>
+              <w:sz w:val="15"/>
+              <w:szCs w:val="15"/>
+            </w:rPr>
+            <w:fldChar w:fldCharType="begin"/>
+          </w:r>
+          <w:r>
+            <w:rPr>
+              <w:rFonts w:ascii="Avenir Next" w:hAnsi="Avenir Next" w:cs="Avenir Next" w:eastAsia="Avenir Next"/>
+              <w:color w:val="5A5F66"/>
+              <w:sz w:val="15"/>
+              <w:szCs w:val="15"/>
+            </w:rPr>
+            <w:instrText xml:space="preserve"> NUMPAGES </w:instrText>
+          </w:r>
+          <w:r>
+            <w:rPr>
+              <w:rFonts w:ascii="Avenir Next" w:hAnsi="Avenir Next" w:cs="Avenir Next" w:eastAsia="Avenir Next"/>
+              <w:color w:val="5A5F66"/>
+              <w:sz w:val="15"/>
+              <w:szCs w:val="15"/>
+            </w:rPr>
+            <w:fldChar w:fldCharType="separate"/>
+          </w:r>
+          <w:r>
+            <w:rPr>
+              <w:rFonts w:ascii="Avenir Next" w:hAnsi="Avenir Next" w:cs="Avenir Next" w:eastAsia="Avenir Next"/>
+              <w:color w:val="5A5F66"/>
+              <w:sz w:val="15"/>
+              <w:szCs w:val="15"/>
+            </w:rPr>
+            <w:t xml:space="preserve">1</w:t>
+          </w:r>
+          <w:r>
+            <w:rPr>
+              <w:rFonts w:ascii="Avenir Next" w:hAnsi="Avenir Next" w:cs="Avenir Next" w:eastAsia="Avenir Next"/>
+              <w:color w:val="5A5F66"/>
+              <w:sz w:val="15"/>
+              <w:szCs w:val="15"/>
+            </w:rPr>
+            <w:fldChar w:fldCharType="end"/>
           </w:r>
         </w:p>
       </w:tc>
@@ -3860,5 +3981,23 @@
       </w:tblCellMar>
     </w:tblPr>
   </w:style>
+  <w:style w:type="paragraph" w:styleId="Heading1">
+    <w:name w:val="heading 1"/>
+    <w:basedOn w:val="Normal"/>
+    <w:pPr>
+      <w:outlineLvl w:val="0"/>
+      <w:keepNext w:val="0"/>
+      <w:keepLines w:val="0"/>
+    </w:pPr>
+  </w:style>
+  <w:style w:type="paragraph" w:styleId="Heading2">
+    <w:name w:val="heading 2"/>
+    <w:basedOn w:val="Normal"/>
+    <w:pPr>
+      <w:outlineLvl w:val="1"/>
+      <w:keepNext w:val="0"/>
+      <w:keepLines w:val="0"/>
+    </w:pPr>
+  </w:style>
 </w:styles>
 </file>